--- a/docs/03-HUONG-DAN-SU-DUNG.docx
+++ b/docs/03-HUONG-DAN-SU-DUNG.docx
@@ -45,18 +45,6 @@
         <w:t>Hướng dẫn sử dụng</w:t>
       </w:r>
     </w:p>
-    <w:p>
-      <w:pPr>
-        <w:jc w:val="center"/>
-      </w:pPr>
-      <w:r>
-        <w:rPr>
-          <w:color w:val="555555"/>
-          <w:sz w:val="26"/>
-        </w:rPr>
-        <w:t>MES Bia Hạ Long - Nhà Máy Đông Mai</w:t>
-      </w:r>
-    </w:p>
     <w:p/>
     <w:p/>
     <w:p/>
@@ -108,7 +96,7 @@
           <w:color w:val="555555"/>
           <w:sz w:val="21"/>
         </w:rPr>
-        <w:t>Ngày cập nhật: 23/07/2026</w:t>
+        <w:t>Ngày cập nhật: 25/07/2026</w:t>
       </w:r>
     </w:p>
     <w:p>
@@ -9091,10 +9079,10 @@
         <w:rPr>
           <w:b/>
         </w:rPr>
-        <w:t>đơn vị thành phẩm</w:t>
-      </w:r>
-      <w:r>
-        <w:t xml:space="preserve"> (lon/keg/vỉ — không gộp theo pallet cứng như bản cũ).</w:t>
+        <w:t>LÔ thành phẩm</w:t>
+      </w:r>
+      <w:r>
+        <w:t xml:space="preserve"> (lon/keg/vỉ — không gộp theo pallet cứng như bản cũ). Thao tác trên màn hình (xem/xuất/phân rã/điều chuyển) không đổi; đằng sau, mỗi lô chỉ cần 1 dòng dữ liệu (thay vì 1 dòng/vỉ trước đây) để duyệt chiết không bị treo với lô sản lượng lớn.</w:t>
       </w:r>
     </w:p>
     <w:p>

--- a/docs/03-HUONG-DAN-SU-DUNG.docx
+++ b/docs/03-HUONG-DAN-SU-DUNG.docx
@@ -195,6 +195,62 @@
       </w:r>
     </w:p>
     <w:p>
+      <w:r>
+        <w:t>&gt;</w:t>
+      </w:r>
+    </w:p>
+    <w:p>
+      <w:pPr>
+        <w:spacing w:before="40"/>
+        <w:ind w:left="280"/>
+      </w:pPr>
+      <w:r>
+        <w:rPr>
+          <w:b/>
+          <w:i/>
+          <w:color w:val="555555"/>
+        </w:rPr>
+        <w:t>Bổ sung sau ngày 22/07/2026</w:t>
+      </w:r>
+      <w:r>
+        <w:rPr>
+          <w:i/>
+          <w:color w:val="555555"/>
+        </w:rPr>
+        <w:t xml:space="preserve"> (mục 1 — danh sách tài khoản đúng theo sơ đồ tổ chức thật; mục 9.3 — trạng thái "Chờ duyệt" của mẻ lọc + cho phép trùng Batch/Order Number; mục 14 — toàn bộ phân hệ </w:t>
+      </w:r>
+      <w:r>
+        <w:rPr>
+          <w:b/>
+          <w:i/>
+          <w:color w:val="555555"/>
+        </w:rPr>
+        <w:t>CIP</w:t>
+      </w:r>
+      <w:r>
+        <w:rPr>
+          <w:i/>
+          <w:color w:val="555555"/>
+        </w:rPr>
+        <w:t xml:space="preserve"> mới; mục 21.1 — Danh mục Loại đơn vị tồn kho; mục 23 — nút </w:t>
+      </w:r>
+      <w:r>
+        <w:rPr>
+          <w:b/>
+          <w:i/>
+          <w:color w:val="555555"/>
+        </w:rPr>
+        <w:t>Xem</w:t>
+      </w:r>
+      <w:r>
+        <w:rPr>
+          <w:i/>
+          <w:color w:val="555555"/>
+        </w:rPr>
+        <w:t xml:space="preserve"> chi tiết audit): các mục này biên soạn từ đúng mã nguồn/cấu hình đang chạy (không chạy lại máy chủ để chụp số liệu thời điểm biên soạn), nên không kèm bảng "Dữ liệu thật hiện tại" như các mục cũ — các bước/tên trường/nút bấm vẫn đúng 100% với bản đang chạy.</w:t>
+      </w:r>
+    </w:p>
+    <w:p>
       <w:pPr>
         <w:pStyle w:val="Heading2"/>
       </w:pPr>
@@ -356,6 +412,18 @@
           <w:u w:val="single"/>
         </w:rPr>
         <w:t>Bao bì</w:t>
+      </w:r>
+    </w:p>
+    <w:p>
+      <w:pPr>
+        <w:pStyle w:val="ListNumber"/>
+      </w:pPr>
+      <w:r>
+        <w:rPr>
+          <w:color w:val="028090"/>
+          <w:u w:val="single"/>
+        </w:rPr>
+        <w:t>CIP — Vệ sinh thiết bị</w:t>
       </w:r>
     </w:p>
     <w:p>
@@ -598,7 +666,7 @@
         <w:rPr>
           <w:b/>
         </w:rPr>
-        <w:t>11 tài khoản demo đang có trên hệ thống</w:t>
+        <w:t>10 tài khoản demo đang có trên hệ thống</w:t>
       </w:r>
       <w:r>
         <w:t xml:space="preserve"> (mật khẩu mặc định </w:t>
@@ -634,7 +702,7 @@
         <w:t>admin123</w:t>
       </w:r>
       <w:r>
-        <w:t>):</w:t>
+        <w:t>) — danh sách đã rút gọn để khớp đúng sơ đồ tổ chức thật của nhà máy (không còn các chức danh "giám đốc nhà máy chung chung", "trưởng ca", "thủ kho phân xưởng", "bảo trì", "năng lượng" như trước — các việc đó đã gộp vào đúng chức danh thật bên dưới):</w:t>
       </w:r>
     </w:p>
     <w:tbl>
@@ -873,195 +941,6 @@
                 <w:color w:val="B03A2E"/>
                 <w:sz w:val="19"/>
               </w:rPr>
-              <w:t>giangdt</w:t>
-            </w:r>
-          </w:p>
-        </w:tc>
-        <w:tc>
-          <w:tcPr>
-            <w:tcW w:type="dxa" w:w="2412"/>
-            <w:shd w:val="clear" w:color="auto" w:fill="EEF2F8"/>
-            <w:tcMar>
-              <w:top w:w="60" w:type="dxa"/>
-              <w:bottom w:w="60" w:type="dxa"/>
-              <w:start w:w="110" w:type="dxa"/>
-              <w:end w:w="110" w:type="dxa"/>
-            </w:tcMar>
-          </w:tcPr>
-          <w:p>
-            <w:pPr>
-              <w:spacing w:after="0"/>
-            </w:pPr>
-            <w:r>
-              <w:rPr>
-                <w:sz w:val="18"/>
-              </w:rPr>
-              <w:t>admin</w:t>
-            </w:r>
-          </w:p>
-        </w:tc>
-        <w:tc>
-          <w:tcPr>
-            <w:tcW w:type="dxa" w:w="2412"/>
-            <w:shd w:val="clear" w:color="auto" w:fill="EEF2F8"/>
-            <w:tcMar>
-              <w:top w:w="60" w:type="dxa"/>
-              <w:bottom w:w="60" w:type="dxa"/>
-              <w:start w:w="110" w:type="dxa"/>
-              <w:end w:w="110" w:type="dxa"/>
-            </w:tcMar>
-          </w:tcPr>
-          <w:p>
-            <w:pPr>
-              <w:spacing w:after="0"/>
-            </w:pPr>
-            <w:r>
-              <w:rPr>
-                <w:b/>
-                <w:sz w:val="18"/>
-              </w:rPr>
-              <w:t>Tổng giám đốc</w:t>
-            </w:r>
-          </w:p>
-        </w:tc>
-        <w:tc>
-          <w:tcPr>
-            <w:tcW w:type="dxa" w:w="2412"/>
-            <w:shd w:val="clear" w:color="auto" w:fill="EEF2F8"/>
-            <w:tcMar>
-              <w:top w:w="60" w:type="dxa"/>
-              <w:bottom w:w="60" w:type="dxa"/>
-              <w:start w:w="110" w:type="dxa"/>
-              <w:end w:w="110" w:type="dxa"/>
-            </w:tcMar>
-          </w:tcPr>
-          <w:p>
-            <w:pPr>
-              <w:spacing w:after="0"/>
-            </w:pPr>
-            <w:r>
-              <w:rPr>
-                <w:sz w:val="18"/>
-              </w:rPr>
-              <w:t>Xem toàn bộ báo cáo, không thao tác vận hành</w:t>
-            </w:r>
-          </w:p>
-        </w:tc>
-      </w:tr>
-      <w:tr>
-        <w:tc>
-          <w:tcPr>
-            <w:tcW w:type="dxa" w:w="2412"/>
-            <w:tcMar>
-              <w:top w:w="60" w:type="dxa"/>
-              <w:bottom w:w="60" w:type="dxa"/>
-              <w:start w:w="110" w:type="dxa"/>
-              <w:end w:w="110" w:type="dxa"/>
-            </w:tcMar>
-          </w:tcPr>
-          <w:p>
-            <w:pPr>
-              <w:spacing w:after="0"/>
-            </w:pPr>
-            <w:r>
-              <w:rPr>
-                <w:rFonts w:ascii="Consolas" w:hAnsi="Consolas"/>
-                <w:color w:val="B03A2E"/>
-                <w:sz w:val="19"/>
-              </w:rPr>
-              <w:t>giamdoc</w:t>
-            </w:r>
-          </w:p>
-        </w:tc>
-        <w:tc>
-          <w:tcPr>
-            <w:tcW w:type="dxa" w:w="2412"/>
-            <w:tcMar>
-              <w:top w:w="60" w:type="dxa"/>
-              <w:bottom w:w="60" w:type="dxa"/>
-              <w:start w:w="110" w:type="dxa"/>
-              <w:end w:w="110" w:type="dxa"/>
-            </w:tcMar>
-          </w:tcPr>
-          <w:p>
-            <w:pPr>
-              <w:spacing w:after="0"/>
-            </w:pPr>
-            <w:r>
-              <w:rPr>
-                <w:sz w:val="18"/>
-              </w:rPr>
-              <w:t>supervisor</w:t>
-            </w:r>
-          </w:p>
-        </w:tc>
-        <w:tc>
-          <w:tcPr>
-            <w:tcW w:type="dxa" w:w="2412"/>
-            <w:tcMar>
-              <w:top w:w="60" w:type="dxa"/>
-              <w:bottom w:w="60" w:type="dxa"/>
-              <w:start w:w="110" w:type="dxa"/>
-              <w:end w:w="110" w:type="dxa"/>
-            </w:tcMar>
-          </w:tcPr>
-          <w:p>
-            <w:pPr>
-              <w:spacing w:after="0"/>
-            </w:pPr>
-            <w:r>
-              <w:rPr>
-                <w:sz w:val="18"/>
-              </w:rPr>
-              <w:t>Giám đốc nhà máy</w:t>
-            </w:r>
-          </w:p>
-        </w:tc>
-        <w:tc>
-          <w:tcPr>
-            <w:tcW w:type="dxa" w:w="2412"/>
-            <w:tcMar>
-              <w:top w:w="60" w:type="dxa"/>
-              <w:bottom w:w="60" w:type="dxa"/>
-              <w:start w:w="110" w:type="dxa"/>
-              <w:end w:w="110" w:type="dxa"/>
-            </w:tcMar>
-          </w:tcPr>
-          <w:p>
-            <w:pPr>
-              <w:spacing w:after="0"/>
-            </w:pPr>
-            <w:r>
-              <w:rPr>
-                <w:sz w:val="18"/>
-              </w:rPr>
-              <w:t>Duyệt kiểm kê, xem báo cáo tổng hợp</w:t>
-            </w:r>
-          </w:p>
-        </w:tc>
-      </w:tr>
-      <w:tr>
-        <w:tc>
-          <w:tcPr>
-            <w:tcW w:type="dxa" w:w="2412"/>
-            <w:shd w:val="clear" w:color="auto" w:fill="EEF2F8"/>
-            <w:tcMar>
-              <w:top w:w="60" w:type="dxa"/>
-              <w:bottom w:w="60" w:type="dxa"/>
-              <w:start w:w="110" w:type="dxa"/>
-              <w:end w:w="110" w:type="dxa"/>
-            </w:tcMar>
-          </w:tcPr>
-          <w:p>
-            <w:pPr>
-              <w:spacing w:after="0"/>
-            </w:pPr>
-            <w:r>
-              <w:rPr>
-                <w:rFonts w:ascii="Consolas" w:hAnsi="Consolas"/>
-                <w:color w:val="B03A2E"/>
-                <w:sz w:val="19"/>
-              </w:rPr>
               <w:t>quandoc</w:t>
             </w:r>
           </w:p>
@@ -1131,7 +1010,7 @@
               <w:rPr>
                 <w:sz w:val="18"/>
               </w:rPr>
-              <w:t>Điều độ, duyệt kiểm kê</w:t>
+              <w:t>Điều độ, duyệt kiểm kê, khai báo Danh mục, CIP</w:t>
             </w:r>
           </w:p>
         </w:tc>
@@ -1157,7 +1036,7 @@
                 <w:color w:val="B03A2E"/>
                 <w:sz w:val="19"/>
               </w:rPr>
-              <w:t>truongca</w:t>
+              <w:t>phoquandoc</w:t>
             </w:r>
           </w:p>
         </w:tc>
@@ -1199,9 +1078,16 @@
             </w:pPr>
             <w:r>
               <w:rPr>
+                <w:b/>
                 <w:sz w:val="18"/>
               </w:rPr>
-              <w:t>Trưởng ca sản xuất</w:t>
+              <w:t>Phó Quản đốc phân xưởng (trực ca)</w:t>
+            </w:r>
+            <w:r>
+              <w:rPr>
+                <w:sz w:val="18"/>
+              </w:rPr>
+              <w:t xml:space="preserve"> — mới</w:t>
             </w:r>
           </w:p>
         </w:tc>
@@ -1223,195 +1109,7 @@
               <w:rPr>
                 <w:sz w:val="18"/>
               </w:rPr>
-              <w:t>Lập lịch, theo dõi ca</w:t>
-            </w:r>
-          </w:p>
-        </w:tc>
-      </w:tr>
-      <w:tr>
-        <w:tc>
-          <w:tcPr>
-            <w:tcW w:type="dxa" w:w="2412"/>
-            <w:shd w:val="clear" w:color="auto" w:fill="EEF2F8"/>
-            <w:tcMar>
-              <w:top w:w="60" w:type="dxa"/>
-              <w:bottom w:w="60" w:type="dxa"/>
-              <w:start w:w="110" w:type="dxa"/>
-              <w:end w:w="110" w:type="dxa"/>
-            </w:tcMar>
-          </w:tcPr>
-          <w:p>
-            <w:pPr>
-              <w:spacing w:after="0"/>
-            </w:pPr>
-            <w:r>
-              <w:rPr>
-                <w:rFonts w:ascii="Consolas" w:hAnsi="Consolas"/>
-                <w:color w:val="B03A2E"/>
-                <w:sz w:val="19"/>
-              </w:rPr>
-              <w:t>kcs</w:t>
-            </w:r>
-          </w:p>
-        </w:tc>
-        <w:tc>
-          <w:tcPr>
-            <w:tcW w:type="dxa" w:w="2412"/>
-            <w:shd w:val="clear" w:color="auto" w:fill="EEF2F8"/>
-            <w:tcMar>
-              <w:top w:w="60" w:type="dxa"/>
-              <w:bottom w:w="60" w:type="dxa"/>
-              <w:start w:w="110" w:type="dxa"/>
-              <w:end w:w="110" w:type="dxa"/>
-            </w:tcMar>
-          </w:tcPr>
-          <w:p>
-            <w:pPr>
-              <w:spacing w:after="0"/>
-            </w:pPr>
-            <w:r>
-              <w:rPr>
-                <w:sz w:val="18"/>
-              </w:rPr>
-              <w:t>qa</w:t>
-            </w:r>
-          </w:p>
-        </w:tc>
-        <w:tc>
-          <w:tcPr>
-            <w:tcW w:type="dxa" w:w="2412"/>
-            <w:shd w:val="clear" w:color="auto" w:fill="EEF2F8"/>
-            <w:tcMar>
-              <w:top w:w="60" w:type="dxa"/>
-              <w:bottom w:w="60" w:type="dxa"/>
-              <w:start w:w="110" w:type="dxa"/>
-              <w:end w:w="110" w:type="dxa"/>
-            </w:tcMar>
-          </w:tcPr>
-          <w:p>
-            <w:pPr>
-              <w:spacing w:after="0"/>
-            </w:pPr>
-            <w:r>
-              <w:rPr>
-                <w:sz w:val="18"/>
-              </w:rPr>
-              <w:t>Nhân viên KCS / QA</w:t>
-            </w:r>
-          </w:p>
-        </w:tc>
-        <w:tc>
-          <w:tcPr>
-            <w:tcW w:type="dxa" w:w="2412"/>
-            <w:shd w:val="clear" w:color="auto" w:fill="EEF2F8"/>
-            <w:tcMar>
-              <w:top w:w="60" w:type="dxa"/>
-              <w:bottom w:w="60" w:type="dxa"/>
-              <w:start w:w="110" w:type="dxa"/>
-              <w:end w:w="110" w:type="dxa"/>
-            </w:tcMar>
-          </w:tcPr>
-          <w:p>
-            <w:pPr>
-              <w:spacing w:after="0"/>
-            </w:pPr>
-            <w:r>
-              <w:rPr>
-                <w:sz w:val="18"/>
-              </w:rPr>
-              <w:t>Khai báo/duyệt QC, release lô</w:t>
-            </w:r>
-          </w:p>
-        </w:tc>
-      </w:tr>
-      <w:tr>
-        <w:tc>
-          <w:tcPr>
-            <w:tcW w:type="dxa" w:w="2412"/>
-            <w:tcMar>
-              <w:top w:w="60" w:type="dxa"/>
-              <w:bottom w:w="60" w:type="dxa"/>
-              <w:start w:w="110" w:type="dxa"/>
-              <w:end w:w="110" w:type="dxa"/>
-            </w:tcMar>
-          </w:tcPr>
-          <w:p>
-            <w:pPr>
-              <w:spacing w:after="0"/>
-            </w:pPr>
-            <w:r>
-              <w:rPr>
-                <w:rFonts w:ascii="Consolas" w:hAnsi="Consolas"/>
-                <w:color w:val="B03A2E"/>
-                <w:sz w:val="19"/>
-              </w:rPr>
-              <w:t>kysu</w:t>
-            </w:r>
-          </w:p>
-        </w:tc>
-        <w:tc>
-          <w:tcPr>
-            <w:tcW w:type="dxa" w:w="2412"/>
-            <w:tcMar>
-              <w:top w:w="60" w:type="dxa"/>
-              <w:bottom w:w="60" w:type="dxa"/>
-              <w:start w:w="110" w:type="dxa"/>
-              <w:end w:w="110" w:type="dxa"/>
-            </w:tcMar>
-          </w:tcPr>
-          <w:p>
-            <w:pPr>
-              <w:spacing w:after="0"/>
-            </w:pPr>
-            <w:r>
-              <w:rPr>
-                <w:sz w:val="18"/>
-              </w:rPr>
-              <w:t>engineer</w:t>
-            </w:r>
-          </w:p>
-        </w:tc>
-        <w:tc>
-          <w:tcPr>
-            <w:tcW w:type="dxa" w:w="2412"/>
-            <w:tcMar>
-              <w:top w:w="60" w:type="dxa"/>
-              <w:bottom w:w="60" w:type="dxa"/>
-              <w:start w:w="110" w:type="dxa"/>
-              <w:end w:w="110" w:type="dxa"/>
-            </w:tcMar>
-          </w:tcPr>
-          <w:p>
-            <w:pPr>
-              <w:spacing w:after="0"/>
-            </w:pPr>
-            <w:r>
-              <w:rPr>
-                <w:sz w:val="18"/>
-              </w:rPr>
-              <w:t>Kỹ sư công nghệ</w:t>
-            </w:r>
-          </w:p>
-        </w:tc>
-        <w:tc>
-          <w:tcPr>
-            <w:tcW w:type="dxa" w:w="2412"/>
-            <w:tcMar>
-              <w:top w:w="60" w:type="dxa"/>
-              <w:bottom w:w="60" w:type="dxa"/>
-              <w:start w:w="110" w:type="dxa"/>
-              <w:end w:w="110" w:type="dxa"/>
-            </w:tcMar>
-          </w:tcPr>
-          <w:p>
-            <w:pPr>
-              <w:spacing w:after="0"/>
-            </w:pPr>
-            <w:r>
-              <w:rPr>
-                <w:sz w:val="18"/>
-              </w:rPr>
-              <w:t>Công thức, cấu hình chỉ tiêu QC</w:t>
+              <w:t>Ký duyệt/khóa hồ sơ mẻ hàng ngày theo ca, CIP</w:t>
             </w:r>
           </w:p>
         </w:tc>
@@ -1507,7 +1205,195 @@
               <w:rPr>
                 <w:sz w:val="18"/>
               </w:rPr>
-              <w:t>Nấu/Lên men/Lọc/Chiết hàng ngày</w:t>
+              <w:t>Nấu/Lên men/Lọc/Chiết hàng ngày, khai báo CIP</w:t>
+            </w:r>
+          </w:p>
+        </w:tc>
+      </w:tr>
+      <w:tr>
+        <w:tc>
+          <w:tcPr>
+            <w:tcW w:type="dxa" w:w="2412"/>
+            <w:tcMar>
+              <w:top w:w="60" w:type="dxa"/>
+              <w:bottom w:w="60" w:type="dxa"/>
+              <w:start w:w="110" w:type="dxa"/>
+              <w:end w:w="110" w:type="dxa"/>
+            </w:tcMar>
+          </w:tcPr>
+          <w:p>
+            <w:pPr>
+              <w:spacing w:after="0"/>
+            </w:pPr>
+            <w:r>
+              <w:rPr>
+                <w:rFonts w:ascii="Consolas" w:hAnsi="Consolas"/>
+                <w:color w:val="B03A2E"/>
+                <w:sz w:val="19"/>
+              </w:rPr>
+              <w:t>kcs</w:t>
+            </w:r>
+          </w:p>
+        </w:tc>
+        <w:tc>
+          <w:tcPr>
+            <w:tcW w:type="dxa" w:w="2412"/>
+            <w:tcMar>
+              <w:top w:w="60" w:type="dxa"/>
+              <w:bottom w:w="60" w:type="dxa"/>
+              <w:start w:w="110" w:type="dxa"/>
+              <w:end w:w="110" w:type="dxa"/>
+            </w:tcMar>
+          </w:tcPr>
+          <w:p>
+            <w:pPr>
+              <w:spacing w:after="0"/>
+            </w:pPr>
+            <w:r>
+              <w:rPr>
+                <w:sz w:val="18"/>
+              </w:rPr>
+              <w:t>qa</w:t>
+            </w:r>
+          </w:p>
+        </w:tc>
+        <w:tc>
+          <w:tcPr>
+            <w:tcW w:type="dxa" w:w="2412"/>
+            <w:tcMar>
+              <w:top w:w="60" w:type="dxa"/>
+              <w:bottom w:w="60" w:type="dxa"/>
+              <w:start w:w="110" w:type="dxa"/>
+              <w:end w:w="110" w:type="dxa"/>
+            </w:tcMar>
+          </w:tcPr>
+          <w:p>
+            <w:pPr>
+              <w:spacing w:after="0"/>
+            </w:pPr>
+            <w:r>
+              <w:rPr>
+                <w:sz w:val="18"/>
+              </w:rPr>
+              <w:t>Nhân viên KCS / QA</w:t>
+            </w:r>
+          </w:p>
+        </w:tc>
+        <w:tc>
+          <w:tcPr>
+            <w:tcW w:type="dxa" w:w="2412"/>
+            <w:tcMar>
+              <w:top w:w="60" w:type="dxa"/>
+              <w:bottom w:w="60" w:type="dxa"/>
+              <w:start w:w="110" w:type="dxa"/>
+              <w:end w:w="110" w:type="dxa"/>
+            </w:tcMar>
+          </w:tcPr>
+          <w:p>
+            <w:pPr>
+              <w:spacing w:after="0"/>
+            </w:pPr>
+            <w:r>
+              <w:rPr>
+                <w:sz w:val="18"/>
+              </w:rPr>
+              <w:t>Khai báo/duyệt QC, release lô, nghiệm thu CIP</w:t>
+            </w:r>
+          </w:p>
+        </w:tc>
+      </w:tr>
+      <w:tr>
+        <w:tc>
+          <w:tcPr>
+            <w:tcW w:type="dxa" w:w="2412"/>
+            <w:shd w:val="clear" w:color="auto" w:fill="EEF2F8"/>
+            <w:tcMar>
+              <w:top w:w="60" w:type="dxa"/>
+              <w:bottom w:w="60" w:type="dxa"/>
+              <w:start w:w="110" w:type="dxa"/>
+              <w:end w:w="110" w:type="dxa"/>
+            </w:tcMar>
+          </w:tcPr>
+          <w:p>
+            <w:pPr>
+              <w:spacing w:after="0"/>
+            </w:pPr>
+            <w:r>
+              <w:rPr>
+                <w:rFonts w:ascii="Consolas" w:hAnsi="Consolas"/>
+                <w:color w:val="B03A2E"/>
+                <w:sz w:val="19"/>
+              </w:rPr>
+              <w:t>kysu</w:t>
+            </w:r>
+          </w:p>
+        </w:tc>
+        <w:tc>
+          <w:tcPr>
+            <w:tcW w:type="dxa" w:w="2412"/>
+            <w:shd w:val="clear" w:color="auto" w:fill="EEF2F8"/>
+            <w:tcMar>
+              <w:top w:w="60" w:type="dxa"/>
+              <w:bottom w:w="60" w:type="dxa"/>
+              <w:start w:w="110" w:type="dxa"/>
+              <w:end w:w="110" w:type="dxa"/>
+            </w:tcMar>
+          </w:tcPr>
+          <w:p>
+            <w:pPr>
+              <w:spacing w:after="0"/>
+            </w:pPr>
+            <w:r>
+              <w:rPr>
+                <w:sz w:val="18"/>
+              </w:rPr>
+              <w:t>engineer</w:t>
+            </w:r>
+          </w:p>
+        </w:tc>
+        <w:tc>
+          <w:tcPr>
+            <w:tcW w:type="dxa" w:w="2412"/>
+            <w:shd w:val="clear" w:color="auto" w:fill="EEF2F8"/>
+            <w:tcMar>
+              <w:top w:w="60" w:type="dxa"/>
+              <w:bottom w:w="60" w:type="dxa"/>
+              <w:start w:w="110" w:type="dxa"/>
+              <w:end w:w="110" w:type="dxa"/>
+            </w:tcMar>
+          </w:tcPr>
+          <w:p>
+            <w:pPr>
+              <w:spacing w:after="0"/>
+            </w:pPr>
+            <w:r>
+              <w:rPr>
+                <w:sz w:val="18"/>
+              </w:rPr>
+              <w:t>Kỹ sư — Phòng Kỹ thuật, Công nghệ và Cải tiến Sản xuất</w:t>
+            </w:r>
+          </w:p>
+        </w:tc>
+        <w:tc>
+          <w:tcPr>
+            <w:tcW w:type="dxa" w:w="2412"/>
+            <w:shd w:val="clear" w:color="auto" w:fill="EEF2F8"/>
+            <w:tcMar>
+              <w:top w:w="60" w:type="dxa"/>
+              <w:bottom w:w="60" w:type="dxa"/>
+              <w:start w:w="110" w:type="dxa"/>
+              <w:end w:w="110" w:type="dxa"/>
+            </w:tcMar>
+          </w:tcPr>
+          <w:p>
+            <w:pPr>
+              <w:spacing w:after="0"/>
+            </w:pPr>
+            <w:r>
+              <w:rPr>
+                <w:sz w:val="18"/>
+              </w:rPr>
+              <w:t>Công thức (soạn), cấu hình chỉ tiêu QC</w:t>
             </w:r>
           </w:p>
         </w:tc>
@@ -1626,7 +1512,202 @@
                 <w:color w:val="B03A2E"/>
                 <w:sz w:val="19"/>
               </w:rPr>
-              <w:t>baotri</w:t>
+              <w:t>kcs_truongphong</w:t>
+            </w:r>
+          </w:p>
+        </w:tc>
+        <w:tc>
+          <w:tcPr>
+            <w:tcW w:type="dxa" w:w="2412"/>
+            <w:shd w:val="clear" w:color="auto" w:fill="EEF2F8"/>
+            <w:tcMar>
+              <w:top w:w="60" w:type="dxa"/>
+              <w:bottom w:w="60" w:type="dxa"/>
+              <w:start w:w="110" w:type="dxa"/>
+              <w:end w:w="110" w:type="dxa"/>
+            </w:tcMar>
+          </w:tcPr>
+          <w:p>
+            <w:pPr>
+              <w:spacing w:after="0"/>
+            </w:pPr>
+            <w:r>
+              <w:rPr>
+                <w:sz w:val="18"/>
+              </w:rPr>
+              <w:t>qa</w:t>
+            </w:r>
+          </w:p>
+        </w:tc>
+        <w:tc>
+          <w:tcPr>
+            <w:tcW w:type="dxa" w:w="2412"/>
+            <w:shd w:val="clear" w:color="auto" w:fill="EEF2F8"/>
+            <w:tcMar>
+              <w:top w:w="60" w:type="dxa"/>
+              <w:bottom w:w="60" w:type="dxa"/>
+              <w:start w:w="110" w:type="dxa"/>
+              <w:end w:w="110" w:type="dxa"/>
+            </w:tcMar>
+          </w:tcPr>
+          <w:p>
+            <w:pPr>
+              <w:spacing w:after="0"/>
+            </w:pPr>
+            <w:r>
+              <w:rPr>
+                <w:sz w:val="18"/>
+              </w:rPr>
+              <w:t>Trưởng phòng KCS</w:t>
+            </w:r>
+          </w:p>
+        </w:tc>
+        <w:tc>
+          <w:tcPr>
+            <w:tcW w:type="dxa" w:w="2412"/>
+            <w:shd w:val="clear" w:color="auto" w:fill="EEF2F8"/>
+            <w:tcMar>
+              <w:top w:w="60" w:type="dxa"/>
+              <w:bottom w:w="60" w:type="dxa"/>
+              <w:start w:w="110" w:type="dxa"/>
+              <w:end w:w="110" w:type="dxa"/>
+            </w:tcMar>
+          </w:tcPr>
+          <w:p>
+            <w:pPr>
+              <w:spacing w:after="0"/>
+            </w:pPr>
+            <w:r>
+              <w:rPr>
+                <w:sz w:val="18"/>
+              </w:rPr>
+              <w:t>Khóa chỉ tiêu, tạo Lệnh lọc, duyệt QC</w:t>
+            </w:r>
+          </w:p>
+        </w:tc>
+      </w:tr>
+      <w:tr>
+        <w:tc>
+          <w:tcPr>
+            <w:tcW w:type="dxa" w:w="2412"/>
+            <w:tcMar>
+              <w:top w:w="60" w:type="dxa"/>
+              <w:bottom w:w="60" w:type="dxa"/>
+              <w:start w:w="110" w:type="dxa"/>
+              <w:end w:w="110" w:type="dxa"/>
+            </w:tcMar>
+          </w:tcPr>
+          <w:p>
+            <w:pPr>
+              <w:spacing w:after="0"/>
+            </w:pPr>
+            <w:r>
+              <w:rPr>
+                <w:rFonts w:ascii="Consolas" w:hAnsi="Consolas"/>
+                <w:color w:val="B03A2E"/>
+                <w:sz w:val="19"/>
+              </w:rPr>
+              <w:t>giamdoc_sx</w:t>
+            </w:r>
+          </w:p>
+        </w:tc>
+        <w:tc>
+          <w:tcPr>
+            <w:tcW w:type="dxa" w:w="2412"/>
+            <w:tcMar>
+              <w:top w:w="60" w:type="dxa"/>
+              <w:bottom w:w="60" w:type="dxa"/>
+              <w:start w:w="110" w:type="dxa"/>
+              <w:end w:w="110" w:type="dxa"/>
+            </w:tcMar>
+          </w:tcPr>
+          <w:p>
+            <w:pPr>
+              <w:spacing w:after="0"/>
+            </w:pPr>
+            <w:r>
+              <w:rPr>
+                <w:sz w:val="18"/>
+              </w:rPr>
+              <w:t>supervisor</w:t>
+            </w:r>
+          </w:p>
+        </w:tc>
+        <w:tc>
+          <w:tcPr>
+            <w:tcW w:type="dxa" w:w="2412"/>
+            <w:tcMar>
+              <w:top w:w="60" w:type="dxa"/>
+              <w:bottom w:w="60" w:type="dxa"/>
+              <w:start w:w="110" w:type="dxa"/>
+              <w:end w:w="110" w:type="dxa"/>
+            </w:tcMar>
+          </w:tcPr>
+          <w:p>
+            <w:pPr>
+              <w:spacing w:after="0"/>
+            </w:pPr>
+            <w:r>
+              <w:rPr>
+                <w:sz w:val="18"/>
+              </w:rPr>
+              <w:t>Giám đốc Sản xuất - Kỹ thuật</w:t>
+            </w:r>
+          </w:p>
+        </w:tc>
+        <w:tc>
+          <w:tcPr>
+            <w:tcW w:type="dxa" w:w="2412"/>
+            <w:tcMar>
+              <w:top w:w="60" w:type="dxa"/>
+              <w:bottom w:w="60" w:type="dxa"/>
+              <w:start w:w="110" w:type="dxa"/>
+              <w:end w:w="110" w:type="dxa"/>
+            </w:tcMar>
+          </w:tcPr>
+          <w:p>
+            <w:pPr>
+              <w:spacing w:after="0"/>
+            </w:pPr>
+            <w:r>
+              <w:rPr>
+                <w:b/>
+                <w:sz w:val="18"/>
+              </w:rPr>
+              <w:t>Người duy nhất</w:t>
+            </w:r>
+            <w:r>
+              <w:rPr>
+                <w:sz w:val="18"/>
+              </w:rPr>
+              <w:t xml:space="preserve"> duyệt lô chiết cho nhập Kho thành phẩm</w:t>
+            </w:r>
+          </w:p>
+        </w:tc>
+      </w:tr>
+      <w:tr>
+        <w:tc>
+          <w:tcPr>
+            <w:tcW w:type="dxa" w:w="2412"/>
+            <w:shd w:val="clear" w:color="auto" w:fill="EEF2F8"/>
+            <w:tcMar>
+              <w:top w:w="60" w:type="dxa"/>
+              <w:bottom w:w="60" w:type="dxa"/>
+              <w:start w:w="110" w:type="dxa"/>
+              <w:end w:w="110" w:type="dxa"/>
+            </w:tcMar>
+          </w:tcPr>
+          <w:p>
+            <w:pPr>
+              <w:spacing w:after="0"/>
+            </w:pPr>
+            <w:r>
+              <w:rPr>
+                <w:rFonts w:ascii="Consolas" w:hAnsi="Consolas"/>
+                <w:color w:val="B03A2E"/>
+                <w:sz w:val="19"/>
+              </w:rPr>
+              <w:t>ttdh_thukhotp</w:t>
             </w:r>
           </w:p>
         </w:tc>
@@ -1672,7 +1753,7 @@
               <w:rPr>
                 <w:sz w:val="18"/>
               </w:rPr>
-              <w:t>Nhân viên bảo trì</w:t>
+              <w:t>NV Trung tâm Điều hành - Thủ kho TP</w:t>
             </w:r>
           </w:p>
         </w:tc>
@@ -1695,99 +1776,7 @@
               <w:rPr>
                 <w:sz w:val="18"/>
               </w:rPr>
-              <w:t>Ghi sự cố, kế hoạch bảo trì</w:t>
-            </w:r>
-          </w:p>
-        </w:tc>
-      </w:tr>
-      <w:tr>
-        <w:tc>
-          <w:tcPr>
-            <w:tcW w:type="dxa" w:w="2412"/>
-            <w:tcMar>
-              <w:top w:w="60" w:type="dxa"/>
-              <w:bottom w:w="60" w:type="dxa"/>
-              <w:start w:w="110" w:type="dxa"/>
-              <w:end w:w="110" w:type="dxa"/>
-            </w:tcMar>
-          </w:tcPr>
-          <w:p>
-            <w:pPr>
-              <w:spacing w:after="0"/>
-            </w:pPr>
-            <w:r>
-              <w:rPr>
-                <w:rFonts w:ascii="Consolas" w:hAnsi="Consolas"/>
-                <w:color w:val="B03A2E"/>
-                <w:sz w:val="19"/>
-              </w:rPr>
-              <w:t>nangluong</w:t>
-            </w:r>
-          </w:p>
-        </w:tc>
-        <w:tc>
-          <w:tcPr>
-            <w:tcW w:type="dxa" w:w="2412"/>
-            <w:tcMar>
-              <w:top w:w="60" w:type="dxa"/>
-              <w:bottom w:w="60" w:type="dxa"/>
-              <w:start w:w="110" w:type="dxa"/>
-              <w:end w:w="110" w:type="dxa"/>
-            </w:tcMar>
-          </w:tcPr>
-          <w:p>
-            <w:pPr>
-              <w:spacing w:after="0"/>
-            </w:pPr>
-            <w:r>
-              <w:rPr>
-                <w:sz w:val="18"/>
-              </w:rPr>
-              <w:t>operator</w:t>
-            </w:r>
-          </w:p>
-        </w:tc>
-        <w:tc>
-          <w:tcPr>
-            <w:tcW w:type="dxa" w:w="2412"/>
-            <w:tcMar>
-              <w:top w:w="60" w:type="dxa"/>
-              <w:bottom w:w="60" w:type="dxa"/>
-              <w:start w:w="110" w:type="dxa"/>
-              <w:end w:w="110" w:type="dxa"/>
-            </w:tcMar>
-          </w:tcPr>
-          <w:p>
-            <w:pPr>
-              <w:spacing w:after="0"/>
-            </w:pPr>
-            <w:r>
-              <w:rPr>
-                <w:sz w:val="18"/>
-              </w:rPr>
-              <w:t>NV quản lý năng lượng</w:t>
-            </w:r>
-          </w:p>
-        </w:tc>
-        <w:tc>
-          <w:tcPr>
-            <w:tcW w:type="dxa" w:w="2412"/>
-            <w:tcMar>
-              <w:top w:w="60" w:type="dxa"/>
-              <w:bottom w:w="60" w:type="dxa"/>
-              <w:start w:w="110" w:type="dxa"/>
-              <w:end w:w="110" w:type="dxa"/>
-            </w:tcMar>
-          </w:tcPr>
-          <w:p>
-            <w:pPr>
-              <w:spacing w:after="0"/>
-            </w:pPr>
-            <w:r>
-              <w:rPr>
-                <w:sz w:val="18"/>
-              </w:rPr>
-              <w:t>Cập nhật/xem báo cáo năng lượng</w:t>
+              <w:t>Quản lý Kho TP (WMS): xuất kho, điều chuyển, cất vị trí</w:t>
             </w:r>
           </w:p>
         </w:tc>
@@ -4478,6 +4467,68 @@
         <w:pStyle w:val="ListNumber"/>
       </w:pPr>
       <w:r>
+        <w:t xml:space="preserve">Khi rút dịch xong 1 tank: bấm </w:t>
+      </w:r>
+      <w:r>
+        <w:rPr>
+          <w:b/>
+        </w:rPr>
+        <w:t>Kết thúc</w:t>
+      </w:r>
+      <w:r>
+        <w:t xml:space="preserve"> trên dòng tank đó, nhập </w:t>
+      </w:r>
+      <w:r>
+        <w:rPr>
+          <w:b/>
+        </w:rPr>
+        <w:t>Mẻ lọc số</w:t>
+      </w:r>
+      <w:r>
+        <w:t xml:space="preserve">, </w:t>
+      </w:r>
+      <w:r>
+        <w:rPr>
+          <w:b/>
+        </w:rPr>
+        <w:t>Số mẻ (Batch Number)</w:t>
+      </w:r>
+      <w:r>
+        <w:t xml:space="preserve">, </w:t>
+      </w:r>
+      <w:r>
+        <w:rPr>
+          <w:b/>
+        </w:rPr>
+        <w:t>Số lệnh (Order Number)</w:t>
+      </w:r>
+      <w:r>
+        <w:t xml:space="preserve"> đúng theo phiếu giấy và </w:t>
+      </w:r>
+      <w:r>
+        <w:rPr>
+          <w:b/>
+        </w:rPr>
+        <w:t>Dịch nha lọc (hl)</w:t>
+      </w:r>
+      <w:r>
+        <w:t xml:space="preserve"> (bắt buộc &gt; 0). Số mẻ/số lệnh </w:t>
+      </w:r>
+      <w:r>
+        <w:rPr>
+          <w:b/>
+        </w:rPr>
+        <w:t>được phép trùng</w:t>
+      </w:r>
+      <w:r>
+        <w:t xml:space="preserve"> giữa các lệnh lọc khác nhau (ví dụ khi nhà máy reset số theo ca/ngày) — hệ thống không còn báo lỗi trùng, báo cáo sản lượng tự gộp đúng theo bộ 3 giá trị này khi tính mẻ lọc thật.</w:t>
+      </w:r>
+    </w:p>
+    <w:p>
+      <w:pPr>
+        <w:pStyle w:val="ListNumber"/>
+      </w:pPr>
+      <w:r>
         <w:t xml:space="preserve">KCS bấm </w:t>
       </w:r>
       <w:r>
@@ -4488,6 +4539,62 @@
       </w:r>
       <w:r>
         <w:t xml:space="preserve"> sau khi lọc đạt — tank chưa duyệt sẽ bị chặn khỏi danh sách chọn ở bước Chiết.</w:t>
+      </w:r>
+    </w:p>
+    <w:p>
+      <w:r>
+        <w:rPr>
+          <w:b/>
+        </w:rPr>
+        <w:t>Trạng thái 1 dòng lọc hiển thị trên bảng</w:t>
+      </w:r>
+      <w:r>
+        <w:t xml:space="preserve"> (tự suy ra từ tồn BBT thật, không phải cột cố định): </w:t>
+      </w:r>
+      <w:r>
+        <w:rPr>
+          <w:b/>
+        </w:rPr>
+        <w:t>Đang lọc</w:t>
+      </w:r>
+      <w:r>
+        <w:t xml:space="preserve"> (chưa bấm Kết thúc) → </w:t>
+      </w:r>
+      <w:r>
+        <w:rPr>
+          <w:b/>
+        </w:rPr>
+        <w:t>Chờ duyệt</w:t>
+      </w:r>
+      <w:r>
+        <w:t xml:space="preserve"> (đã Kết thúc nhưng KCS chưa Duyệt KCS — CHƯA được đem đi chiết dù đã rút hết dịch) → </w:t>
+      </w:r>
+      <w:r>
+        <w:rPr>
+          <w:b/>
+        </w:rPr>
+        <w:t>Chờ chiết</w:t>
+      </w:r>
+      <w:r>
+        <w:t xml:space="preserve"> (đã Duyệt KCS, chưa chiết giọt nào) → </w:t>
+      </w:r>
+      <w:r>
+        <w:rPr>
+          <w:b/>
+        </w:rPr>
+        <w:t>Đang chiết</w:t>
+      </w:r>
+      <w:r>
+        <w:t xml:space="preserve"> (đã chiết một phần) → </w:t>
+      </w:r>
+      <w:r>
+        <w:rPr>
+          <w:b/>
+        </w:rPr>
+        <w:t>Đã chiết hết</w:t>
+      </w:r>
+      <w:r>
+        <w:t xml:space="preserve"> (tồn BBT về 0).</w:t>
       </w:r>
     </w:p>
     <w:p>
@@ -6858,7 +6965,7 @@
     </w:p>
     <w:p>
       <w:r>
-        <w:t xml:space="preserve">Biểu đồ cột các vật tư đang dưới ngưỡng tồn tối thiểu đã cấu hình (cấu hình ngưỡng ở Danh mục Vật tư, mục 20), kèm bảng chi tiết mức thiếu hụt. Dữ liệu thật hiện chỉ có </w:t>
+        <w:t xml:space="preserve">Biểu đồ cột các vật tư đang dưới ngưỡng tồn tối thiểu đã cấu hình (cấu hình ngưỡng ở Danh mục Vật tư, mục 21), kèm bảng chi tiết mức thiếu hụt. Dữ liệu thật hiện chỉ có </w:t>
       </w:r>
       <w:r>
         <w:rPr>
@@ -9049,7 +9156,7 @@
         <w:t>Ví dụ audit thật của thao tác Kiểm kê định kỳ vừa thực hiện</w:t>
       </w:r>
       <w:r>
-        <w:t xml:space="preserve"> (xem seq #591-592 trong Audit, mục 22): chốt phiếu KK-260722-EE2D (lệch 8kg lô MALT-2406-01: hệ thống 3802kg → thực tế 3810kg) → hoàn tác (trả về 3802kg).</w:t>
+        <w:t xml:space="preserve"> (xem seq #591-592 trong Audit, mục 23): chốt phiếu KK-260722-EE2D (lệch 8kg lô MALT-2406-01: hệ thống 3802kg → thực tế 3810kg) → hoàn tác (trả về 3802kg).</w:t>
       </w:r>
     </w:p>
     <w:p>
@@ -9546,7 +9653,7 @@
         <w:pStyle w:val="Heading2"/>
       </w:pPr>
       <w:r>
-        <w:t>14. Năng lượng</w:t>
+        <w:t>14. CIP — Vệ sinh thiết bị</w:t>
       </w:r>
     </w:p>
     <w:p>
@@ -9557,7 +9664,7 @@
         <w:t>Mục đích:</w:t>
       </w:r>
       <w:r>
-        <w:t xml:space="preserve"> theo dõi điện tiêu thụ thực tế lấy trực tiếp từ SCADA, không cần nhập tay.</w:t>
+        <w:t xml:space="preserve"> ghi nhận đúng theo biểu mẫu giấy gốc của nhà máy mọi lần vệ sinh (CIP) thiết bị/tank — so sánh Tiêu chuẩn (TC) với Thực tế (TH) từng bước, KCS nghiệm thu Đạt/Không đạt, và tra ngược lại được "tank/thiết bị này đã vệ sinh lần nào trước khi chạy mẻ này".</w:t>
       </w:r>
     </w:p>
     <w:p>
@@ -9568,163 +9675,7 @@
         <w:t>Ai dùng:</w:t>
       </w:r>
       <w:r>
-        <w:t xml:space="preserve"> NV quản lý năng lượng.</w:t>
-      </w:r>
-    </w:p>
-    <w:p>
-      <w:r>
-        <w:rPr>
-          <w:b/>
-        </w:rPr>
-        <w:t>6 sub-tab:</w:t>
-      </w:r>
-      <w:r>
-        <w:t xml:space="preserve"> Báo cáo NL - Hạ Long · Báo cáo NL - Đông Mai · Biểu đồ ngày · Tổng hợp tháng · Cập nhật số liệu · Danh mục.</w:t>
-      </w:r>
-    </w:p>
-    <w:p>
-      <w:r>
-        <w:rPr>
-          <w:b/>
-        </w:rPr>
-        <w:t>Các bước xem báo cáo:</w:t>
-      </w:r>
-    </w:p>
-    <w:p>
-      <w:pPr>
-        <w:pStyle w:val="ListNumber"/>
-      </w:pPr>
-      <w:r>
-        <w:t xml:space="preserve">Sub-tab </w:t>
-      </w:r>
-      <w:r>
-        <w:rPr>
-          <w:b/>
-        </w:rPr>
-        <w:t>Báo cáo NL - Hạ Long</w:t>
-      </w:r>
-      <w:r>
-        <w:t xml:space="preserve"> — dữ liệu điện (AED) lấy trực tiếp từ SCADA Energy/NameSys thật qua kết nối CSDL gán "Dùng cho: Năng lượng — Hạ Long".</w:t>
-      </w:r>
-    </w:p>
-    <w:p>
-      <w:pPr>
-        <w:pStyle w:val="ListNumber"/>
-      </w:pPr>
-      <w:r>
-        <w:t xml:space="preserve">Chọn </w:t>
-      </w:r>
-      <w:r>
-        <w:rPr>
-          <w:b/>
-        </w:rPr>
-        <w:t>Từ ngày giờ</w:t>
-      </w:r>
-      <w:r>
-        <w:t xml:space="preserve"> / </w:t>
-      </w:r>
-      <w:r>
-        <w:rPr>
-          <w:b/>
-        </w:rPr>
-        <w:t>Đến ngày giờ</w:t>
-      </w:r>
-      <w:r>
-        <w:t xml:space="preserve">, chọn nhóm theo </w:t>
-      </w:r>
-      <w:r>
-        <w:rPr>
-          <w:b/>
-        </w:rPr>
-        <w:t>Ngày</w:t>
-      </w:r>
-      <w:r>
-        <w:t xml:space="preserve"> hoặc </w:t>
-      </w:r>
-      <w:r>
-        <w:rPr>
-          <w:b/>
-        </w:rPr>
-        <w:t>Tháng</w:t>
-      </w:r>
-      <w:r>
-        <w:t xml:space="preserve">, bấm </w:t>
-      </w:r>
-      <w:r>
-        <w:rPr>
-          <w:b/>
-        </w:rPr>
-        <w:t>Xem báo cáo</w:t>
-      </w:r>
-      <w:r>
-        <w:t>.</w:t>
-      </w:r>
-    </w:p>
-    <w:p>
-      <w:pPr>
-        <w:pStyle w:val="ListNumber"/>
-      </w:pPr>
-      <w:r>
-        <w:rPr>
-          <w:b/>
-        </w:rPr>
-        <w:t>Báo cáo NL - Đông Mai</w:t>
-      </w:r>
-      <w:r>
-        <w:t xml:space="preserve"> — tương tự, dự phòng cho nhà máy Đông Mai (sẽ có dữ liệu khi gắn kết nối CSDL tương ứng).</w:t>
-      </w:r>
-    </w:p>
-    <w:p>
-      <w:pPr>
-        <w:pStyle w:val="ListNumber"/>
-      </w:pPr>
-      <w:r>
-        <w:rPr>
-          <w:b/>
-        </w:rPr>
-        <w:t>Biểu đồ ngày / Tổng hợp tháng</w:t>
-      </w:r>
-      <w:r>
-        <w:t xml:space="preserve"> — trực quan hoá nhanh theo ngày hoặc gộp theo tháng.</w:t>
-      </w:r>
-    </w:p>
-    <w:p>
-      <w:pPr>
-        <w:pStyle w:val="ListNumber"/>
-      </w:pPr>
-      <w:r>
-        <w:rPr>
-          <w:b/>
-        </w:rPr>
-        <w:t>Cập nhật số liệu</w:t>
-      </w:r>
-      <w:r>
-        <w:t xml:space="preserve"> — nhập tay khi khu vực chưa có kết nối SCADA.</w:t>
-      </w:r>
-    </w:p>
-    <w:p>
-      <w:pPr>
-        <w:pStyle w:val="ListNumber"/>
-      </w:pPr>
-      <w:r>
-        <w:rPr>
-          <w:b/>
-        </w:rPr>
-        <w:t>Danh mục</w:t>
-      </w:r>
-      <w:r>
-        <w:t xml:space="preserve"> — khai báo khu vực/điểm đo năng lượng.</w:t>
-      </w:r>
-    </w:p>
-    <w:p>
-      <w:r>
-        <w:rPr>
-          <w:b/>
-        </w:rPr>
-        <w:t>Dữ liệu thật hiện tại:</w:t>
-      </w:r>
-      <w:r>
-        <w:t xml:space="preserve"> tổng điện tiêu thụ 30 ngày gần nhất (22/6 → 22/7/2026) qua kết nối </w:t>
+        <w:t xml:space="preserve"> vận hành/quản đốc/kỹ sư (khai báo — quyền </w:t>
       </w:r>
       <w:r>
         <w:rPr>
@@ -9732,6 +9683,1091 @@
           <w:color w:val="B03A2E"/>
           <w:sz w:val="19"/>
         </w:rPr>
+        <w:t>cip.manage</w:t>
+      </w:r>
+      <w:r>
+        <w:t xml:space="preserve">), KCS/người có quyền </w:t>
+      </w:r>
+      <w:r>
+        <w:rPr>
+          <w:rFonts w:ascii="Consolas" w:hAnsi="Consolas"/>
+          <w:color w:val="B03A2E"/>
+          <w:sz w:val="19"/>
+        </w:rPr>
+        <w:t>quality.release</w:t>
+      </w:r>
+      <w:r>
+        <w:t xml:space="preserve"> (nghiệm thu).</w:t>
+      </w:r>
+    </w:p>
+    <w:p>
+      <w:r>
+        <w:rPr>
+          <w:b/>
+        </w:rPr>
+        <w:t>4 sub-tab (thứ tự trên thanh menu con):</w:t>
+      </w:r>
+      <w:r>
+        <w:t xml:space="preserve"> 📐 Khai báo biểu mẫu · 📝 Khai báo CIP · 📜 Lịch sử CIP · Danh mục. Vì Danh mục là nơi khai báo nền, nên làm theo thứ tự dưới đây khi dùng lần đầu: </w:t>
+      </w:r>
+      <w:r>
+        <w:rPr>
+          <w:b/>
+        </w:rPr>
+        <w:t>Danh mục → Khai báo biểu mẫu → Khai báo CIP</w:t>
+      </w:r>
+      <w:r>
+        <w:t>.</w:t>
+      </w:r>
+    </w:p>
+    <w:p>
+      <w:pPr>
+        <w:pStyle w:val="Heading3"/>
+      </w:pPr>
+      <w:r>
+        <w:t>14.1 Danh mục</w:t>
+      </w:r>
+    </w:p>
+    <w:p>
+      <w:r>
+        <w:t>Khai báo 2 danh mục nền của CIP — làm trước tiên khi mới dùng phân hệ này:</w:t>
+      </w:r>
+    </w:p>
+    <w:p>
+      <w:pPr>
+        <w:pStyle w:val="ListNumber"/>
+      </w:pPr>
+      <w:r>
+        <w:rPr>
+          <w:b/>
+        </w:rPr>
+        <w:t>Loại biểu mẫu CIP</w:t>
+      </w:r>
+      <w:r>
+        <w:t xml:space="preserve"> — mỗi loại tương ứng 1 mẫu biểu giấy gốc của nhà máy (hệ thống có sẵn 21 mẫu đúng mã QT-KCS-QT-BM-xx đang dùng thật). Muốn thêm loại mới: nhập </w:t>
+      </w:r>
+      <w:r>
+        <w:rPr>
+          <w:b/>
+        </w:rPr>
+        <w:t>Mã</w:t>
+      </w:r>
+      <w:r>
+        <w:t xml:space="preserve"> (đúng mã biểu mẫu giấy, ví dụ </w:t>
+      </w:r>
+      <w:r>
+        <w:rPr>
+          <w:rFonts w:ascii="Consolas" w:hAnsi="Consolas"/>
+          <w:color w:val="B03A2E"/>
+          <w:sz w:val="19"/>
+        </w:rPr>
+        <w:t>QT-KCS-QT-BM-22</w:t>
+      </w:r>
+      <w:r>
+        <w:t xml:space="preserve">), </w:t>
+      </w:r>
+      <w:r>
+        <w:rPr>
+          <w:b/>
+        </w:rPr>
+        <w:t>Tên</w:t>
+      </w:r>
+      <w:r>
+        <w:t xml:space="preserve">, chọn </w:t>
+      </w:r>
+      <w:r>
+        <w:rPr>
+          <w:b/>
+        </w:rPr>
+        <w:t>Khu vực</w:t>
+      </w:r>
+      <w:r>
+        <w:t xml:space="preserve"> (Nấu / Lên men / Lọc / Chiết-Kho TP), chọn </w:t>
+      </w:r>
+      <w:r>
+        <w:rPr>
+          <w:b/>
+        </w:rPr>
+        <w:t>Loại</w:t>
+      </w:r>
+      <w:r>
+        <w:t xml:space="preserve">: "Đầy đủ" (CIP full — vệ sinh toàn bộ chu trình xút/axit/khử trùng) hoặc "Nhẹ (vd tráng nước)" (CIP light — chỉ tráng nước, dùng xen kẽ giữa các lần CIP đầy đủ, ví dụ ở tank thành phẩm), bấm </w:t>
+      </w:r>
+      <w:r>
+        <w:rPr>
+          <w:b/>
+        </w:rPr>
+        <w:t>Thêm</w:t>
+      </w:r>
+      <w:r>
+        <w:t>.</w:t>
+      </w:r>
+    </w:p>
+    <w:p>
+      <w:pPr>
+        <w:pStyle w:val="ListNumber"/>
+      </w:pPr>
+      <w:r>
+        <w:t xml:space="preserve">Sau khi tạo, vào tab </w:t>
+      </w:r>
+      <w:r>
+        <w:rPr>
+          <w:b/>
+        </w:rPr>
+        <w:t>Khai báo biểu mẫu</w:t>
+      </w:r>
+      <w:r>
+        <w:t xml:space="preserve"> (mục 14.2) để soạn </w:t>
+      </w:r>
+      <w:r>
+        <w:rPr>
+          <w:b/>
+        </w:rPr>
+        <w:t>đúng đơn vị thời gian/nhiệt độ/nồng độ cho loại biểu mẫu đó</w:t>
+      </w:r>
+      <w:r>
+        <w:t xml:space="preserve"> — các mẫu khác nhau dùng đơn vị khác nhau (ví dụ tank lên men tính thời gian bằng </w:t>
+      </w:r>
+      <w:r>
+        <w:rPr>
+          <w:b/>
+        </w:rPr>
+        <w:t>giây</w:t>
+      </w:r>
+      <w:r>
+        <w:t xml:space="preserve">, phần lớn mẫu khác tính bằng </w:t>
+      </w:r>
+      <w:r>
+        <w:rPr>
+          <w:b/>
+        </w:rPr>
+        <w:t>phút</w:t>
+      </w:r>
+      <w:r>
+        <w:t>), nên phải chọn đúng ngay từ khi khai báo, tránh sai lệch khi ghi số liệu thật sau này.</w:t>
+      </w:r>
+    </w:p>
+    <w:p>
+      <w:pPr>
+        <w:pStyle w:val="ListNumber"/>
+      </w:pPr>
+      <w:r>
+        <w:rPr>
+          <w:b/>
+        </w:rPr>
+        <w:t>Thiết bị CIP</w:t>
+      </w:r>
+      <w:r>
+        <w:t xml:space="preserve"> — nhập </w:t>
+      </w:r>
+      <w:r>
+        <w:rPr>
+          <w:b/>
+        </w:rPr>
+        <w:t>Mã</w:t>
+      </w:r>
+      <w:r>
+        <w:t xml:space="preserve"> (ví dụ </w:t>
+      </w:r>
+      <w:r>
+        <w:rPr>
+          <w:rFonts w:ascii="Consolas" w:hAnsi="Consolas"/>
+          <w:color w:val="B03A2E"/>
+          <w:sz w:val="19"/>
+        </w:rPr>
+        <w:t>EQ-...</w:t>
+      </w:r>
+      <w:r>
+        <w:t xml:space="preserve">), </w:t>
+      </w:r>
+      <w:r>
+        <w:rPr>
+          <w:b/>
+        </w:rPr>
+        <w:t>Tên</w:t>
+      </w:r>
+      <w:r>
+        <w:t xml:space="preserve">, chọn </w:t>
+      </w:r>
+      <w:r>
+        <w:rPr>
+          <w:b/>
+        </w:rPr>
+        <w:t>Khu vực</w:t>
+      </w:r>
+      <w:r>
+        <w:t xml:space="preserve">, và mục </w:t>
+      </w:r>
+      <w:r>
+        <w:rPr>
+          <w:b/>
+        </w:rPr>
+        <w:t>Gắn tank/dây chuyền</w:t>
+      </w:r>
+      <w:r>
+        <w:t xml:space="preserve"> — chỉ chọn 1 tank/dây chuyền cụ thể nếu thiết bị đó CHỈ dùng để vệ sinh riêng 1 tank/dây chuyền; để trống ("dùng chung — luôn hiện") nếu là thiết bị/hệ CIP dùng chung cho nhiều tank (ví dụ hệ đường ống CIP trung tâm).</w:t>
+      </w:r>
+    </w:p>
+    <w:p>
+      <w:pPr>
+        <w:pStyle w:val="ListNumber"/>
+      </w:pPr>
+      <w:r>
+        <w:t xml:space="preserve">Mỗi dòng Loại biểu mẫu/Thiết bị đều có nút </w:t>
+      </w:r>
+      <w:r>
+        <w:rPr>
+          <w:b/>
+        </w:rPr>
+        <w:t>Sửa</w:t>
+      </w:r>
+      <w:r>
+        <w:t>/</w:t>
+      </w:r>
+      <w:r>
+        <w:rPr>
+          <w:b/>
+        </w:rPr>
+        <w:t>Xóa</w:t>
+      </w:r>
+      <w:r>
+        <w:t>.</w:t>
+      </w:r>
+    </w:p>
+    <w:p>
+      <w:pPr>
+        <w:pStyle w:val="Heading3"/>
+      </w:pPr>
+      <w:r>
+        <w:t>14.2 Khai báo biểu mẫu (bảng bước TIÊU CHUẨN)</w:t>
+      </w:r>
+    </w:p>
+    <w:p>
+      <w:r>
+        <w:t>Soạn trước bảng bước chuẩn cho 1 loại biểu mẫu — khi khai báo 1 lần CIP thật ở mục 14.3, chọn đúng loại biểu mẫu sẽ tự điền bảng bước từ đây (vẫn sửa/thêm/bớt tự do được, không khoá cứng):</w:t>
+      </w:r>
+    </w:p>
+    <w:p>
+      <w:pPr>
+        <w:pStyle w:val="ListNumber"/>
+      </w:pPr>
+      <w:r>
+        <w:t xml:space="preserve">Chọn </w:t>
+      </w:r>
+      <w:r>
+        <w:rPr>
+          <w:b/>
+        </w:rPr>
+        <w:t>Loại biểu mẫu</w:t>
+      </w:r>
+      <w:r>
+        <w:t xml:space="preserve"> cần soạn (gõ vào ô tìm để lọc nhanh theo mã/tên nếu danh sách dài).</w:t>
+      </w:r>
+    </w:p>
+    <w:p>
+      <w:pPr>
+        <w:pStyle w:val="ListNumber"/>
+      </w:pPr>
+      <w:r>
+        <w:t xml:space="preserve">Kiểm tra/sửa </w:t>
+      </w:r>
+      <w:r>
+        <w:rPr>
+          <w:b/>
+        </w:rPr>
+        <w:t>Đơn vị thời gian</w:t>
+      </w:r>
+      <w:r>
+        <w:t xml:space="preserve"> (giây/phút/giờ), </w:t>
+      </w:r>
+      <w:r>
+        <w:rPr>
+          <w:b/>
+        </w:rPr>
+        <w:t>Đơn vị nhiệt độ</w:t>
+      </w:r>
+      <w:r>
+        <w:t xml:space="preserve">, </w:t>
+      </w:r>
+      <w:r>
+        <w:rPr>
+          <w:b/>
+        </w:rPr>
+        <w:t>Đơn vị nồng độ</w:t>
+      </w:r>
+      <w:r>
+        <w:t xml:space="preserve"> — đúng cho từng loại biểu mẫu (xem lưu ý ở mục 14.1).</w:t>
+      </w:r>
+    </w:p>
+    <w:p>
+      <w:pPr>
+        <w:pStyle w:val="ListNumber"/>
+      </w:pPr>
+      <w:r>
+        <w:t xml:space="preserve">Với mỗi dòng bước: nhập </w:t>
+      </w:r>
+      <w:r>
+        <w:rPr>
+          <w:b/>
+        </w:rPr>
+        <w:t>Nội dung</w:t>
+      </w:r>
+      <w:r>
+        <w:t xml:space="preserve">, </w:t>
+      </w:r>
+      <w:r>
+        <w:rPr>
+          <w:b/>
+        </w:rPr>
+        <w:t>Thời gian</w:t>
+      </w:r>
+      <w:r>
+        <w:t xml:space="preserve">, </w:t>
+      </w:r>
+      <w:r>
+        <w:rPr>
+          <w:b/>
+        </w:rPr>
+        <w:t>Nhiệt độ</w:t>
+      </w:r>
+      <w:r>
+        <w:t xml:space="preserve">, </w:t>
+      </w:r>
+      <w:r>
+        <w:rPr>
+          <w:b/>
+        </w:rPr>
+        <w:t>Nồng độ</w:t>
+      </w:r>
+      <w:r>
+        <w:t xml:space="preserve">, </w:t>
+      </w:r>
+      <w:r>
+        <w:rPr>
+          <w:b/>
+        </w:rPr>
+        <w:t>Phương pháp kiểm tra</w:t>
+      </w:r>
+      <w:r>
+        <w:t xml:space="preserve"> (kết quả yêu cầu), </w:t>
+      </w:r>
+      <w:r>
+        <w:rPr>
+          <w:b/>
+        </w:rPr>
+        <w:t>Người làm</w:t>
+      </w:r>
+      <w:r>
+        <w:t xml:space="preserve">, </w:t>
+      </w:r>
+      <w:r>
+        <w:rPr>
+          <w:b/>
+        </w:rPr>
+        <w:t>Ghi chú</w:t>
+      </w:r>
+      <w:r>
+        <w:t xml:space="preserve">. Ô nào không cần ghi số (ví dụ bước vệ sinh thô không kiểm tra nồng độ hóa chất) thì tick </w:t>
+      </w:r>
+      <w:r>
+        <w:rPr>
+          <w:b/>
+        </w:rPr>
+        <w:t>N/A</w:t>
+      </w:r>
+      <w:r>
+        <w:t xml:space="preserve"> thay vì để trống hoặc gõ số không đúng thực tế.</w:t>
+      </w:r>
+    </w:p>
+    <w:p>
+      <w:pPr>
+        <w:pStyle w:val="ListNumber"/>
+      </w:pPr>
+      <w:r>
+        <w:t xml:space="preserve">Bấm </w:t>
+      </w:r>
+      <w:r>
+        <w:rPr>
+          <w:b/>
+        </w:rPr>
+        <w:t>+ Thêm bước</w:t>
+      </w:r>
+      <w:r>
+        <w:t xml:space="preserve"> để thêm dòng, bấm </w:t>
+      </w:r>
+      <w:r>
+        <w:rPr>
+          <w:b/>
+        </w:rPr>
+        <w:t>Lưu bảng bước mẫu (tiêu chuẩn)</w:t>
+      </w:r>
+      <w:r>
+        <w:t xml:space="preserve"> khi xong.</w:t>
+      </w:r>
+    </w:p>
+    <w:p>
+      <w:pPr>
+        <w:pStyle w:val="ListNumber"/>
+      </w:pPr>
+      <w:r>
+        <w:t xml:space="preserve">Muốn dùng lại đúng bảng bước này cho 1 loại biểu mẫu khác: bấm </w:t>
+      </w:r>
+      <w:r>
+        <w:rPr>
+          <w:b/>
+        </w:rPr>
+        <w:t>📋 Copy sang biểu mẫu khác</w:t>
+      </w:r>
+      <w:r>
+        <w:t xml:space="preserve">, chọn biểu mẫu đích trong danh sách rồi bấm </w:t>
+      </w:r>
+      <w:r>
+        <w:rPr>
+          <w:b/>
+        </w:rPr>
+        <w:t>Copy</w:t>
+      </w:r>
+      <w:r>
+        <w:t xml:space="preserve">. </w:t>
+      </w:r>
+      <w:r>
+        <w:rPr>
+          <w:b/>
+        </w:rPr>
+        <w:t>Lưu ý:</w:t>
+      </w:r>
+      <w:r>
+        <w:t xml:space="preserve"> chỉ copy được sang biểu mẫu đích đang </w:t>
+      </w:r>
+      <w:r>
+        <w:rPr>
+          <w:b/>
+        </w:rPr>
+        <w:t>hoàn toàn trống</w:t>
+      </w:r>
+      <w:r>
+        <w:t xml:space="preserve"> (chưa soạn bước nào) — biểu mẫu đích đã có sẵn bước sẽ bị vô hiệu hoá trong danh sách chọn, để tránh ghi đè nhầm lên dữ liệu đã soạn.</w:t>
+      </w:r>
+    </w:p>
+    <w:p>
+      <w:pPr>
+        <w:pStyle w:val="Heading3"/>
+      </w:pPr>
+      <w:r>
+        <w:t>14.3 Khai báo CIP (1 lần vệ sinh thật)</w:t>
+      </w:r>
+    </w:p>
+    <w:p>
+      <w:r>
+        <w:t>Ghi nhận 1 lần vệ sinh thiết bị thật đã/đang thực hiện:</w:t>
+      </w:r>
+    </w:p>
+    <w:p>
+      <w:pPr>
+        <w:pStyle w:val="ListNumber"/>
+      </w:pPr>
+      <w:r>
+        <w:t xml:space="preserve">Chọn </w:t>
+      </w:r>
+      <w:r>
+        <w:rPr>
+          <w:b/>
+        </w:rPr>
+        <w:t>Khu vực</w:t>
+      </w:r>
+      <w:r>
+        <w:t xml:space="preserve"> (lọc nhanh danh sách), </w:t>
+      </w:r>
+      <w:r>
+        <w:rPr>
+          <w:b/>
+        </w:rPr>
+        <w:t>Loại biểu mẫu</w:t>
+      </w:r>
+      <w:r>
+        <w:t xml:space="preserve"> và </w:t>
+      </w:r>
+      <w:r>
+        <w:rPr>
+          <w:b/>
+        </w:rPr>
+        <w:t>Thiết bị</w:t>
+      </w:r>
+      <w:r>
+        <w:t xml:space="preserve"> — cột "TC" (tiêu chuẩn) tự điền theo bảng bước mẫu của loại biểu mẫu đã chọn và </w:t>
+      </w:r>
+      <w:r>
+        <w:rPr>
+          <w:b/>
+        </w:rPr>
+        <w:t>không sửa được ở đây</w:t>
+      </w:r>
+      <w:r>
+        <w:t xml:space="preserve"> (sửa tiêu chuẩn phải quay lại mục 14.2).</w:t>
+      </w:r>
+    </w:p>
+    <w:p>
+      <w:pPr>
+        <w:pStyle w:val="ListNumber"/>
+      </w:pPr>
+      <w:r>
+        <w:t xml:space="preserve">Nhập bắt buộc </w:t>
+      </w:r>
+      <w:r>
+        <w:rPr>
+          <w:b/>
+        </w:rPr>
+        <w:t>Batch Number</w:t>
+      </w:r>
+      <w:r>
+        <w:t xml:space="preserve"> và </w:t>
+      </w:r>
+      <w:r>
+        <w:rPr>
+          <w:b/>
+        </w:rPr>
+        <w:t>Order Number</w:t>
+      </w:r>
+      <w:r>
+        <w:t xml:space="preserve"> — đúng mã lệnh/mẻ đang chạy trên Braumat mà lần CIP này phục vụ.</w:t>
+      </w:r>
+    </w:p>
+    <w:p>
+      <w:pPr>
+        <w:pStyle w:val="ListNumber"/>
+      </w:pPr>
+      <w:r>
+        <w:t xml:space="preserve">Chọn </w:t>
+      </w:r>
+      <w:r>
+        <w:rPr>
+          <w:b/>
+        </w:rPr>
+        <w:t>Ca làm việc</w:t>
+      </w:r>
+      <w:r>
+        <w:t xml:space="preserve">, nhập </w:t>
+      </w:r>
+      <w:r>
+        <w:rPr>
+          <w:b/>
+        </w:rPr>
+        <w:t>Bắt đầu</w:t>
+      </w:r>
+      <w:r>
+        <w:t>/</w:t>
+      </w:r>
+      <w:r>
+        <w:rPr>
+          <w:b/>
+        </w:rPr>
+        <w:t>Kết thúc</w:t>
+      </w:r>
+      <w:r>
+        <w:t xml:space="preserve">, </w:t>
+      </w:r>
+      <w:r>
+        <w:rPr>
+          <w:b/>
+        </w:rPr>
+        <w:t>Người thực hiện</w:t>
+      </w:r>
+      <w:r>
+        <w:t xml:space="preserve">, </w:t>
+      </w:r>
+      <w:r>
+        <w:rPr>
+          <w:b/>
+        </w:rPr>
+        <w:t>Người trực ca</w:t>
+      </w:r>
+      <w:r>
+        <w:t>.</w:t>
+      </w:r>
+    </w:p>
+    <w:p>
+      <w:pPr>
+        <w:pStyle w:val="ListNumber"/>
+      </w:pPr>
+      <w:r>
+        <w:t xml:space="preserve">Với mỗi dòng bước, nhập cột </w:t>
+      </w:r>
+      <w:r>
+        <w:rPr>
+          <w:b/>
+        </w:rPr>
+        <w:t>"TH" (thực tế)</w:t>
+      </w:r>
+      <w:r>
+        <w:t xml:space="preserve">: Thời gian/Nhiệt độ/Nồng độ/Kết quả đo được thật, cùng Người làm/Ghi chú — gõ tự do (kể cả ghi tỷ lệ %). Có thể </w:t>
+      </w:r>
+      <w:r>
+        <w:rPr>
+          <w:b/>
+        </w:rPr>
+        <w:t>thêm/bớt dòng</w:t>
+      </w:r>
+      <w:r>
+        <w:t xml:space="preserve"> so với bảng tiêu chuẩn nếu thực tế phát sinh khác (ví dụ phải lặp lại 1 bước).</w:t>
+      </w:r>
+    </w:p>
+    <w:p>
+      <w:pPr>
+        <w:pStyle w:val="ListNumber"/>
+      </w:pPr>
+      <w:r>
+        <w:t xml:space="preserve">Nhập </w:t>
+      </w:r>
+      <w:r>
+        <w:rPr>
+          <w:b/>
+        </w:rPr>
+        <w:t>Ghi chú chung</w:t>
+      </w:r>
+      <w:r>
+        <w:t xml:space="preserve"> nếu cần, bấm </w:t>
+      </w:r>
+      <w:r>
+        <w:rPr>
+          <w:b/>
+        </w:rPr>
+        <w:t>Khai báo CIP</w:t>
+      </w:r>
+      <w:r>
+        <w:t xml:space="preserve"> để lưu.</w:t>
+      </w:r>
+    </w:p>
+    <w:p>
+      <w:pPr>
+        <w:pStyle w:val="ListNumber"/>
+      </w:pPr>
+      <w:r>
+        <w:t xml:space="preserve">Sau khi lưu, sang tab </w:t>
+      </w:r>
+      <w:r>
+        <w:rPr>
+          <w:b/>
+        </w:rPr>
+        <w:t>Lịch sử CIP</w:t>
+      </w:r>
+      <w:r>
+        <w:t xml:space="preserve"> (mục 14.4) để nghiệm thu Đạt/Không đạt.</w:t>
+      </w:r>
+    </w:p>
+    <w:p>
+      <w:pPr>
+        <w:pStyle w:val="Heading3"/>
+      </w:pPr>
+      <w:r>
+        <w:t>14.4 Lịch sử CIP &amp; in báo cáo</w:t>
+      </w:r>
+    </w:p>
+    <w:p>
+      <w:pPr>
+        <w:pStyle w:val="ListNumber"/>
+      </w:pPr>
+      <w:r>
+        <w:t xml:space="preserve">Tab </w:t>
+      </w:r>
+      <w:r>
+        <w:rPr>
+          <w:b/>
+        </w:rPr>
+        <w:t>Lịch sử CIP</w:t>
+      </w:r>
+      <w:r>
+        <w:t xml:space="preserve"> liệt kê mọi lần CIP đã khai báo — có ô tìm theo mã CIP/batch/order/thiết bị/biểu mẫu.</w:t>
+      </w:r>
+    </w:p>
+    <w:p>
+      <w:pPr>
+        <w:pStyle w:val="ListNumber"/>
+      </w:pPr>
+      <w:r>
+        <w:t xml:space="preserve">Bấm </w:t>
+      </w:r>
+      <w:r>
+        <w:rPr>
+          <w:b/>
+        </w:rPr>
+        <w:t>Xem</w:t>
+      </w:r>
+      <w:r>
+        <w:t xml:space="preserve"> trên 1 dòng để mở lại toàn bộ bảng bước Tiêu chuẩn/Thực tế của lần CIP đó, rồi bấm </w:t>
+      </w:r>
+      <w:r>
+        <w:rPr>
+          <w:b/>
+        </w:rPr>
+        <w:t>🖨️ In biểu mẫu</w:t>
+      </w:r>
+      <w:r>
+        <w:t xml:space="preserve"> để in đúng layout </w:t>
+      </w:r>
+      <w:r>
+        <w:rPr>
+          <w:b/>
+        </w:rPr>
+        <w:t>BIÊN BẢN VỆ SINH THIẾT BỊ (CIP)</w:t>
+      </w:r>
+      <w:r>
+        <w:t xml:space="preserve"> giấy của nhà máy — so sánh song song cột Tiêu chuẩn và Thực tế, có đủ 3 chữ ký Người thực hiện/Người trực ca/KCS nghiệm thu.</w:t>
+      </w:r>
+    </w:p>
+    <w:p>
+      <w:pPr>
+        <w:pStyle w:val="ListNumber"/>
+      </w:pPr>
+      <w:r>
+        <w:t xml:space="preserve">Người có quyền </w:t>
+      </w:r>
+      <w:r>
+        <w:rPr>
+          <w:rFonts w:ascii="Consolas" w:hAnsi="Consolas"/>
+          <w:color w:val="B03A2E"/>
+          <w:sz w:val="19"/>
+        </w:rPr>
+        <w:t>quality.release</w:t>
+      </w:r>
+      <w:r>
+        <w:t xml:space="preserve"> bấm </w:t>
+      </w:r>
+      <w:r>
+        <w:rPr>
+          <w:b/>
+        </w:rPr>
+        <w:t>Nghiệm thu</w:t>
+      </w:r>
+      <w:r>
+        <w:t xml:space="preserve"> (chỉ hiện khi lần CIP đó chưa có kết quả) — chọn </w:t>
+      </w:r>
+      <w:r>
+        <w:rPr>
+          <w:b/>
+        </w:rPr>
+        <w:t>Đạt</w:t>
+      </w:r>
+      <w:r>
+        <w:t>/</w:t>
+      </w:r>
+      <w:r>
+        <w:rPr>
+          <w:b/>
+        </w:rPr>
+        <w:t>Không đạt</w:t>
+      </w:r>
+      <w:r>
+        <w:t xml:space="preserve">, nhập </w:t>
+      </w:r>
+      <w:r>
+        <w:rPr>
+          <w:b/>
+        </w:rPr>
+        <w:t>Người kiểm tra (KCS)</w:t>
+      </w:r>
+      <w:r>
+        <w:t xml:space="preserve">, ghi chú nếu cần, bấm </w:t>
+      </w:r>
+      <w:r>
+        <w:rPr>
+          <w:b/>
+        </w:rPr>
+        <w:t>Xác nhận nghiệm thu</w:t>
+      </w:r>
+      <w:r>
+        <w:t>.</w:t>
+      </w:r>
+    </w:p>
+    <w:p>
+      <w:pPr>
+        <w:pStyle w:val="Heading3"/>
+      </w:pPr>
+      <w:r>
+        <w:t>14.5 Gắn CIP với mẻ/lô sản xuất</w:t>
+      </w:r>
+    </w:p>
+    <w:p>
+      <w:r>
+        <w:t>Dùng khi cần truy vết "tank/thiết bị này đã vệ sinh lần nào trước khi chạy mẻ này":</w:t>
+      </w:r>
+    </w:p>
+    <w:p>
+      <w:pPr>
+        <w:pStyle w:val="ListNumber"/>
+      </w:pPr>
+      <w:r>
+        <w:t xml:space="preserve">Từ màn hình </w:t>
+      </w:r>
+      <w:r>
+        <w:rPr>
+          <w:b/>
+        </w:rPr>
+        <w:t>Nấu — Lọc — Chiết</w:t>
+      </w:r>
+      <w:r>
+        <w:t xml:space="preserve"> (mục 9) — trên dòng mẻ nấu, lô lên men (tank CCT), mẻ lọc (tank BBT) hoặc mã chiết — bấm nút </w:t>
+      </w:r>
+      <w:r>
+        <w:rPr>
+          <w:b/>
+        </w:rPr>
+        <w:t>CIP</w:t>
+      </w:r>
+      <w:r>
+        <w:t xml:space="preserve"> (tooltip "Gắn CIP liên quan").</w:t>
+      </w:r>
+    </w:p>
+    <w:p>
+      <w:pPr>
+        <w:pStyle w:val="ListNumber"/>
+      </w:pPr>
+      <w:r>
+        <w:t xml:space="preserve">Hệ thống tự gợi ý các lần CIP đã khai báo cho đúng thiết bị của dòng đó, mới nhất trước — tick chọn (các) lần CIP đúng, bấm </w:t>
+      </w:r>
+      <w:r>
+        <w:rPr>
+          <w:b/>
+        </w:rPr>
+        <w:t>Lưu gắn kết</w:t>
+      </w:r>
+      <w:r>
+        <w:t>. Hệ thống chỉ gợi ý, người dùng luôn tự xác nhận đúng lần nào (không tự động gán).</w:t>
+      </w:r>
+    </w:p>
+    <w:p>
+      <w:pPr>
+        <w:pStyle w:val="ListNumber"/>
+      </w:pPr>
+      <w:r>
+        <w:t xml:space="preserve">Có thể bấm </w:t>
+      </w:r>
+      <w:r>
+        <w:rPr>
+          <w:b/>
+        </w:rPr>
+        <w:t>Hủy gắn</w:t>
+      </w:r>
+      <w:r>
+        <w:t xml:space="preserve"> trên 1 lần CIP đã gắn nhầm.</w:t>
+      </w:r>
+    </w:p>
+    <w:p>
+      <w:pPr>
+        <w:pStyle w:val="ListNumber"/>
+      </w:pPr>
+      <w:r>
+        <w:t xml:space="preserve">CIP đã gắn sẽ tự hiện trong mục </w:t>
+      </w:r>
+      <w:r>
+        <w:rPr>
+          <w:b/>
+        </w:rPr>
+        <w:t>"CIP liên quan"</w:t>
+      </w:r>
+      <w:r>
+        <w:t xml:space="preserve"> ở khối chi tiết mẻ/lô, và trong </w:t>
+      </w:r>
+      <w:r>
+        <w:rPr>
+          <w:b/>
+        </w:rPr>
+        <w:t>📄 Hồ sơ điện tử</w:t>
+      </w:r>
+      <w:r>
+        <w:t xml:space="preserve"> (mục 10) của cả chuỗi mẻ đó.</w:t>
+      </w:r>
+    </w:p>
+    <w:p>
+      <w:pPr>
+        <w:pStyle w:val="Heading2"/>
+      </w:pPr>
+      <w:r>
+        <w:t>15. Năng lượng</w:t>
+      </w:r>
+    </w:p>
+    <w:p>
+      <w:r>
+        <w:rPr>
+          <w:b/>
+        </w:rPr>
+        <w:t>Mục đích:</w:t>
+      </w:r>
+      <w:r>
+        <w:t xml:space="preserve"> theo dõi điện tiêu thụ thực tế lấy trực tiếp từ SCADA, không cần nhập tay.</w:t>
+      </w:r>
+    </w:p>
+    <w:p>
+      <w:r>
+        <w:rPr>
+          <w:b/>
+        </w:rPr>
+        <w:t>Ai dùng:</w:t>
+      </w:r>
+      <w:r>
+        <w:t xml:space="preserve"> NV quản lý năng lượng.</w:t>
+      </w:r>
+    </w:p>
+    <w:p>
+      <w:r>
+        <w:rPr>
+          <w:b/>
+        </w:rPr>
+        <w:t>6 sub-tab:</w:t>
+      </w:r>
+      <w:r>
+        <w:t xml:space="preserve"> Báo cáo NL - Hạ Long · Báo cáo NL - Đông Mai · Biểu đồ ngày · Tổng hợp tháng · Cập nhật số liệu · Danh mục.</w:t>
+      </w:r>
+    </w:p>
+    <w:p>
+      <w:r>
+        <w:rPr>
+          <w:b/>
+        </w:rPr>
+        <w:t>Các bước xem báo cáo:</w:t>
+      </w:r>
+    </w:p>
+    <w:p>
+      <w:pPr>
+        <w:pStyle w:val="ListNumber"/>
+      </w:pPr>
+      <w:r>
+        <w:t xml:space="preserve">Sub-tab </w:t>
+      </w:r>
+      <w:r>
+        <w:rPr>
+          <w:b/>
+        </w:rPr>
+        <w:t>Báo cáo NL - Hạ Long</w:t>
+      </w:r>
+      <w:r>
+        <w:t xml:space="preserve"> — dữ liệu điện (AED) lấy trực tiếp từ SCADA Energy/NameSys thật qua kết nối CSDL gán "Dùng cho: Năng lượng — Hạ Long".</w:t>
+      </w:r>
+    </w:p>
+    <w:p>
+      <w:pPr>
+        <w:pStyle w:val="ListNumber"/>
+      </w:pPr>
+      <w:r>
+        <w:t xml:space="preserve">Chọn </w:t>
+      </w:r>
+      <w:r>
+        <w:rPr>
+          <w:b/>
+        </w:rPr>
+        <w:t>Từ ngày giờ</w:t>
+      </w:r>
+      <w:r>
+        <w:t xml:space="preserve"> / </w:t>
+      </w:r>
+      <w:r>
+        <w:rPr>
+          <w:b/>
+        </w:rPr>
+        <w:t>Đến ngày giờ</w:t>
+      </w:r>
+      <w:r>
+        <w:t xml:space="preserve">, chọn nhóm theo </w:t>
+      </w:r>
+      <w:r>
+        <w:rPr>
+          <w:b/>
+        </w:rPr>
+        <w:t>Ngày</w:t>
+      </w:r>
+      <w:r>
+        <w:t xml:space="preserve"> hoặc </w:t>
+      </w:r>
+      <w:r>
+        <w:rPr>
+          <w:b/>
+        </w:rPr>
+        <w:t>Tháng</w:t>
+      </w:r>
+      <w:r>
+        <w:t xml:space="preserve">, bấm </w:t>
+      </w:r>
+      <w:r>
+        <w:rPr>
+          <w:b/>
+        </w:rPr>
+        <w:t>Xem báo cáo</w:t>
+      </w:r>
+      <w:r>
+        <w:t>.</w:t>
+      </w:r>
+    </w:p>
+    <w:p>
+      <w:pPr>
+        <w:pStyle w:val="ListNumber"/>
+      </w:pPr>
+      <w:r>
+        <w:rPr>
+          <w:b/>
+        </w:rPr>
+        <w:t>Báo cáo NL - Đông Mai</w:t>
+      </w:r>
+      <w:r>
+        <w:t xml:space="preserve"> — tương tự, dự phòng cho nhà máy Đông Mai (sẽ có dữ liệu khi gắn kết nối CSDL tương ứng).</w:t>
+      </w:r>
+    </w:p>
+    <w:p>
+      <w:pPr>
+        <w:pStyle w:val="ListNumber"/>
+      </w:pPr>
+      <w:r>
+        <w:rPr>
+          <w:b/>
+        </w:rPr>
+        <w:t>Biểu đồ ngày / Tổng hợp tháng</w:t>
+      </w:r>
+      <w:r>
+        <w:t xml:space="preserve"> — trực quan hoá nhanh theo ngày hoặc gộp theo tháng.</w:t>
+      </w:r>
+    </w:p>
+    <w:p>
+      <w:pPr>
+        <w:pStyle w:val="ListNumber"/>
+      </w:pPr>
+      <w:r>
+        <w:rPr>
+          <w:b/>
+        </w:rPr>
+        <w:t>Cập nhật số liệu</w:t>
+      </w:r>
+      <w:r>
+        <w:t xml:space="preserve"> — nhập tay khi khu vực chưa có kết nối SCADA.</w:t>
+      </w:r>
+    </w:p>
+    <w:p>
+      <w:pPr>
+        <w:pStyle w:val="ListNumber"/>
+      </w:pPr>
+      <w:r>
+        <w:rPr>
+          <w:b/>
+        </w:rPr>
+        <w:t>Danh mục</w:t>
+      </w:r>
+      <w:r>
+        <w:t xml:space="preserve"> — khai báo khu vực/điểm đo năng lượng.</w:t>
+      </w:r>
+    </w:p>
+    <w:p>
+      <w:r>
+        <w:rPr>
+          <w:b/>
+        </w:rPr>
+        <w:t>Dữ liệu thật hiện tại:</w:t>
+      </w:r>
+      <w:r>
+        <w:t xml:space="preserve"> tổng điện tiêu thụ 30 ngày gần nhất (22/6 → 22/7/2026) qua kết nối </w:t>
+      </w:r>
+      <w:r>
+        <w:rPr>
+          <w:rFonts w:ascii="Consolas" w:hAnsi="Consolas"/>
+          <w:color w:val="B03A2E"/>
+          <w:sz w:val="19"/>
+        </w:rPr>
         <w:t>CSDL_NL_HL</w:t>
       </w:r>
       <w:r>
@@ -9823,7 +10859,7 @@
         <w:pStyle w:val="Heading2"/>
       </w:pPr>
       <w:r>
-        <w:t>15. OEE / Dừng máy</w:t>
+        <w:t>16. OEE / Dừng máy</w:t>
       </w:r>
     </w:p>
     <w:p>
@@ -9891,7 +10927,7 @@
         <w:pStyle w:val="Heading2"/>
       </w:pPr>
       <w:r>
-        <w:t>16. Bảo trì / Kiểm định</w:t>
+        <w:t>17. Bảo trì / Kiểm định</w:t>
       </w:r>
     </w:p>
     <w:p>
@@ -9921,7 +10957,7 @@
         <w:pStyle w:val="Heading3"/>
       </w:pPr>
       <w:r>
-        <w:t>16.1 Bảo trì</w:t>
+        <w:t>17.1 Bảo trì</w:t>
       </w:r>
     </w:p>
     <w:p>
@@ -10042,7 +11078,7 @@
         <w:pStyle w:val="Heading3"/>
       </w:pPr>
       <w:r>
-        <w:t>16.2 Kiểm định</w:t>
+        <w:t>17.2 Kiểm định</w:t>
       </w:r>
     </w:p>
     <w:p>
@@ -10075,7 +11111,7 @@
         <w:pStyle w:val="Heading2"/>
       </w:pPr>
       <w:r>
-        <w:t>17. Báo cáo</w:t>
+        <w:t>18. Báo cáo</w:t>
       </w:r>
     </w:p>
     <w:p>
@@ -10105,7 +11141,7 @@
         <w:pStyle w:val="Heading3"/>
       </w:pPr>
       <w:r>
-        <w:t>17.1 Định mức NVL</w:t>
+        <w:t>18.1 Định mức NVL</w:t>
       </w:r>
     </w:p>
     <w:p>
@@ -10913,7 +11949,7 @@
         <w:pStyle w:val="Heading3"/>
       </w:pPr>
       <w:r>
-        <w:t>17.2 Chiết (lon) / Chiết (keg)</w:t>
+        <w:t>18.2 Chiết (lon) / Chiết (keg)</w:t>
       </w:r>
     </w:p>
     <w:p>
@@ -10926,7 +11962,7 @@
         <w:pStyle w:val="Heading3"/>
       </w:pPr>
       <w:r>
-        <w:t>17.3 Trạng thái lô</w:t>
+        <w:t>18.3 Trạng thái lô</w:t>
       </w:r>
     </w:p>
     <w:p>
@@ -10939,7 +11975,7 @@
         <w:pStyle w:val="Heading2"/>
       </w:pPr>
       <w:r>
-        <w:t>18. Trợ lý AI</w:t>
+        <w:t>19. Trợ lý AI</w:t>
       </w:r>
     </w:p>
     <w:p>
@@ -11037,7 +12073,7 @@
         <w:pStyle w:val="Heading2"/>
       </w:pPr>
       <w:r>
-        <w:t>19. Tích hợp (API/Webhook/Kết nối CSDL)</w:t>
+        <w:t>20. Tích hợp (API/Webhook/Kết nối CSDL)</w:t>
       </w:r>
     </w:p>
     <w:p>
@@ -11081,7 +12117,7 @@
         <w:pStyle w:val="Heading3"/>
       </w:pPr>
       <w:r>
-        <w:t>19.1 Cổng API &amp; Webhook</w:t>
+        <w:t>20.1 Cổng API &amp; Webhook</w:t>
       </w:r>
     </w:p>
     <w:p>
@@ -11193,7 +12229,7 @@
         <w:pStyle w:val="Heading3"/>
       </w:pPr>
       <w:r>
-        <w:t>19.2 📥 Tích hợp dữ liệu (Import)</w:t>
+        <w:t>20.2 📥 Tích hợp dữ liệu (Import)</w:t>
       </w:r>
     </w:p>
     <w:p>
@@ -11206,7 +12242,7 @@
         <w:pStyle w:val="Heading3"/>
       </w:pPr>
       <w:r>
-        <w:t>19.3 🗄️ Kết nối CSDL</w:t>
+        <w:t>20.3 🗄️ Kết nối CSDL</w:t>
       </w:r>
     </w:p>
     <w:p>
@@ -11270,7 +12306,7 @@
         <w:pStyle w:val="Heading2"/>
       </w:pPr>
       <w:r>
-        <w:t>20. Danh mục (Master data)</w:t>
+        <w:t>21. Danh mục (Master data)</w:t>
       </w:r>
     </w:p>
     <w:p>
@@ -11308,7 +12344,16 @@
     </w:p>
     <w:p>
       <w:r>
-        <w:t xml:space="preserve">Các danh mục: Sản phẩm (Dịch bia) · Sản phẩm thành phẩm (SKU đóng gói) · Loại bia · Vật tư/Nguyên liệu (kèm </w:t>
+        <w:t xml:space="preserve">Các danh mục: Sản phẩm (Dịch bia) · Sản phẩm thành phẩm (SKU đóng gói) · </w:t>
+      </w:r>
+      <w:r>
+        <w:rPr>
+          <w:b/>
+        </w:rPr>
+        <w:t>Loại đơn vị tồn kho</w:t>
+      </w:r>
+      <w:r>
+        <w:t xml:space="preserve"> · Loại bia · Vật tư/Nguyên liệu (kèm </w:t>
       </w:r>
       <w:r>
         <w:rPr>
@@ -11424,6 +12469,134 @@
       </w:r>
       <w:r>
         <w:t xml:space="preserve"> để cấu hình biểu mẫu Ghi chép nấu riêng cho sản phẩm đó.</w:t>
+      </w:r>
+    </w:p>
+    <w:p>
+      <w:pPr>
+        <w:pStyle w:val="Heading3"/>
+      </w:pPr>
+      <w:r>
+        <w:t>21.1 Loại đơn vị tồn kho (dùng cho Kho TP/WMS)</w:t>
+      </w:r>
+    </w:p>
+    <w:p>
+      <w:r>
+        <w:t>Ngoài 3 loại có sẵn (vỉ, keg, lon), khai báo thêm loại đơn vị đóng gói mới khi nhà máy cần quản lý 1 hình thức đóng gói khác (ví dụ Thùng chứa nhiều vỉ):</w:t>
+      </w:r>
+    </w:p>
+    <w:p>
+      <w:pPr>
+        <w:pStyle w:val="ListNumber"/>
+      </w:pPr>
+      <w:r>
+        <w:t xml:space="preserve">Ở panel </w:t>
+      </w:r>
+      <w:r>
+        <w:rPr>
+          <w:b/>
+        </w:rPr>
+        <w:t>📐 Loại đơn vị tồn kho</w:t>
+      </w:r>
+      <w:r>
+        <w:t xml:space="preserve">, nhập </w:t>
+      </w:r>
+      <w:r>
+        <w:rPr>
+          <w:b/>
+        </w:rPr>
+        <w:t>Mã</w:t>
+      </w:r>
+      <w:r>
+        <w:t xml:space="preserve"> và </w:t>
+      </w:r>
+      <w:r>
+        <w:rPr>
+          <w:b/>
+        </w:rPr>
+        <w:t>Tên hiển thị</w:t>
+      </w:r>
+      <w:r>
+        <w:t xml:space="preserve">, chọn </w:t>
+      </w:r>
+      <w:r>
+        <w:rPr>
+          <w:b/>
+        </w:rPr>
+        <w:t>Cách quy đổi</w:t>
+      </w:r>
+      <w:r>
+        <w:t>: "Chia theo SL/1 đơn vị" (giống Vỉ — 1 đơn vị gồm nhiều lon/chai bên trong, dùng khi Phân rã) hoặc "Không chia" (giống Keg — 1 đơn vị luôn = 1, không nhân thêm).</w:t>
+      </w:r>
+    </w:p>
+    <w:p>
+      <w:pPr>
+        <w:pStyle w:val="ListNumber"/>
+      </w:pPr>
+      <w:r>
+        <w:t xml:space="preserve">Bấm </w:t>
+      </w:r>
+      <w:r>
+        <w:rPr>
+          <w:b/>
+        </w:rPr>
+        <w:t>+ Tạo loại đơn vị</w:t>
+      </w:r>
+      <w:r>
+        <w:t xml:space="preserve">. Loại đơn vị mới sẽ xuất hiện trong ô </w:t>
+      </w:r>
+      <w:r>
+        <w:rPr>
+          <w:b/>
+        </w:rPr>
+        <w:t>Loại đơn vị tồn kho</w:t>
+      </w:r>
+      <w:r>
+        <w:t xml:space="preserve"> khi khai báo Sản phẩm thành phẩm (SKU) ở panel bên trên.</w:t>
+      </w:r>
+    </w:p>
+    <w:p>
+      <w:pPr>
+        <w:pStyle w:val="ListNumber"/>
+      </w:pPr>
+      <w:r>
+        <w:rPr>
+          <w:b/>
+        </w:rPr>
+        <w:t>Lưu ý quan trọng:</w:t>
+      </w:r>
+      <w:r>
+        <w:t xml:space="preserve"> Mã phải viết </w:t>
+      </w:r>
+      <w:r>
+        <w:rPr>
+          <w:b/>
+        </w:rPr>
+        <w:t>chữ thường, không dấu tiếng Việt</w:t>
+      </w:r>
+      <w:r>
+        <w:t xml:space="preserve"> (chỉ a-z, số, gạch dưới — ví dụ </w:t>
+      </w:r>
+      <w:r>
+        <w:rPr>
+          <w:rFonts w:ascii="Consolas" w:hAnsi="Consolas"/>
+          <w:color w:val="B03A2E"/>
+          <w:sz w:val="19"/>
+        </w:rPr>
+        <w:t>thung</w:t>
+      </w:r>
+      <w:r>
+        <w:t xml:space="preserve">, </w:t>
+      </w:r>
+      <w:r>
+        <w:rPr>
+          <w:rFonts w:ascii="Consolas" w:hAnsi="Consolas"/>
+          <w:color w:val="B03A2E"/>
+          <w:sz w:val="19"/>
+        </w:rPr>
+        <w:t>ket</w:t>
+      </w:r>
+      <w:r>
+        <w:t>; tên tiếng Việt có dấu nhập ở ô Tên hiển thị riêng). Đây từng là nguyên nhân 1 lỗi thật đã sửa: khai báo mã viết hoa/có dấu kiểu "Vỉ" thay vì "vi" khiến hệ thống không nhận diện đúng khi phân rã đơn vị ở Kho TP (mục 12.3) — nay đã vá, nhưng vẫn phải tuân thủ quy tắc mã viết thường khi tạo mới.</w:t>
       </w:r>
     </w:p>
     <w:p>
@@ -11749,7 +12922,7 @@
         <w:pStyle w:val="Heading2"/>
       </w:pPr>
       <w:r>
-        <w:t>21. Tài khoản &amp; phân quyền</w:t>
+        <w:t>22. Tài khoản &amp; phân quyền</w:t>
       </w:r>
     </w:p>
     <w:p>
@@ -11960,7 +13133,7 @@
         <w:pStyle w:val="Heading2"/>
       </w:pPr>
       <w:r>
-        <w:t>22. Audit — nhật ký hệ thống</w:t>
+        <w:t>23. Audit — nhật ký hệ thống</w:t>
       </w:r>
     </w:p>
     <w:p>
@@ -11997,10 +13170,26 @@
         <w:rPr>
           <w:b/>
         </w:rPr>
+        <w:t>Ai dùng:</w:t>
+      </w:r>
+      <w:r>
+        <w:t xml:space="preserve"> dùng để tra soát khi có thắc mắc kiểu "ai đã đổi X lúc nào" — chủ yếu quản đốc/kỹ sư/admin.</w:t>
+      </w:r>
+    </w:p>
+    <w:p>
+      <w:r>
+        <w:rPr>
+          <w:b/>
+        </w:rPr>
         <w:t>Các bước tra cứu:</w:t>
       </w:r>
-      <w:r>
-        <w:t xml:space="preserve"> vào </w:t>
+    </w:p>
+    <w:p>
+      <w:pPr>
+        <w:pStyle w:val="ListNumber"/>
+      </w:pPr>
+      <w:r>
+        <w:t xml:space="preserve">Vào </w:t>
       </w:r>
       <w:r>
         <w:rPr>
@@ -12009,16 +13198,104 @@
         <w:t>Audit</w:t>
       </w:r>
       <w:r>
-        <w:t xml:space="preserve">, dùng </w:t>
-      </w:r>
-      <w:r>
-        <w:rPr>
-          <w:b/>
-        </w:rPr>
-        <w:t>‹ Trước / Sau ›</w:t>
-      </w:r>
-      <w:r>
-        <w:t xml:space="preserve"> để lật trang theo thời gian, bấm </w:t>
+        <w:t xml:space="preserve"> — bảng lịch sử toàn hệ thống hiện ngay, mỗi dòng gồm cột </w:t>
+      </w:r>
+      <w:r>
+        <w:rPr>
+          <w:b/>
+        </w:rPr>
+        <w:t>Module</w:t>
+      </w:r>
+      <w:r>
+        <w:t xml:space="preserve"> (phân hệ trên thanh menu mà dòng audit này thuộc về, ví dụ "Kho TP (WMS)", "CIP", "Chất lượng"...), </w:t>
+      </w:r>
+      <w:r>
+        <w:rPr>
+          <w:b/>
+        </w:rPr>
+        <w:t>#</w:t>
+      </w:r>
+      <w:r>
+        <w:t xml:space="preserve"> (số thứ tự tăng dần, không lặp lại), </w:t>
+      </w:r>
+      <w:r>
+        <w:rPr>
+          <w:b/>
+        </w:rPr>
+        <w:t>Đối tượng</w:t>
+      </w:r>
+      <w:r>
+        <w:t xml:space="preserve">, </w:t>
+      </w:r>
+      <w:r>
+        <w:rPr>
+          <w:b/>
+        </w:rPr>
+        <w:t>Hành động</w:t>
+      </w:r>
+      <w:r>
+        <w:t xml:space="preserve">, </w:t>
+      </w:r>
+      <w:r>
+        <w:rPr>
+          <w:b/>
+        </w:rPr>
+        <w:t>Người</w:t>
+      </w:r>
+      <w:r>
+        <w:t xml:space="preserve">, </w:t>
+      </w:r>
+      <w:r>
+        <w:rPr>
+          <w:b/>
+        </w:rPr>
+        <w:t>Vai trò</w:t>
+      </w:r>
+      <w:r>
+        <w:t xml:space="preserve">, </w:t>
+      </w:r>
+      <w:r>
+        <w:rPr>
+          <w:b/>
+        </w:rPr>
+        <w:t>Lúc</w:t>
+      </w:r>
+      <w:r>
+        <w:t>.</w:t>
+      </w:r>
+    </w:p>
+    <w:p>
+      <w:pPr>
+        <w:pStyle w:val="ListNumber"/>
+      </w:pPr>
+      <w:r>
+        <w:t xml:space="preserve">Gõ vào ô tìm kiếm </w:t>
+      </w:r>
+      <w:r>
+        <w:rPr>
+          <w:b/>
+        </w:rPr>
+        <w:t>"Tìm theo đối tượng, hành động, người, vai trò..."</w:t>
+      </w:r>
+      <w:r>
+        <w:t xml:space="preserve"> để lọc nhanh (ví dụ gõ tên 1 nhân viên để xem mọi thao tác người đó đã làm).</w:t>
+      </w:r>
+    </w:p>
+    <w:p>
+      <w:pPr>
+        <w:pStyle w:val="ListNumber"/>
+      </w:pPr>
+      <w:r>
+        <w:t xml:space="preserve">Muốn tra đúng 1 đối tượng cụ thể (ví dụ 1 mã lô): nhập mã đó vào ô </w:t>
+      </w:r>
+      <w:r>
+        <w:rPr>
+          <w:b/>
+        </w:rPr>
+        <w:t>"Lọc theo entity_id"</w:t>
+      </w:r>
+      <w:r>
+        <w:t xml:space="preserve"> rồi bấm </w:t>
       </w:r>
       <w:r>
         <w:rPr>
@@ -12027,7 +13304,51 @@
         <w:t>Tải</w:t>
       </w:r>
       <w:r>
-        <w:t xml:space="preserve"> để xuất file.</w:t>
+        <w:t>.</w:t>
+      </w:r>
+    </w:p>
+    <w:p>
+      <w:pPr>
+        <w:pStyle w:val="ListNumber"/>
+      </w:pPr>
+      <w:r>
+        <w:t xml:space="preserve">Bấm </w:t>
+      </w:r>
+      <w:r>
+        <w:rPr>
+          <w:b/>
+        </w:rPr>
+        <w:t>Xem</w:t>
+      </w:r>
+      <w:r>
+        <w:t xml:space="preserve"> trên 1 dòng bất kỳ — hệ thống mở hộp thoại tiêu đề "</w:t>
+      </w:r>
+      <w:r>
+        <w:rPr>
+          <w:b/>
+        </w:rPr>
+        <w:t>&lt;Đối tượng&gt; — &lt;Hành động&gt;</w:t>
+      </w:r>
+      <w:r>
+        <w:t xml:space="preserve">", hiện Module, Mã đối tượng, Người thực hiện · Lúc, rồi đến bảng </w:t>
+      </w:r>
+      <w:r>
+        <w:rPr>
+          <w:b/>
+        </w:rPr>
+        <w:t>Trường | Trước | Sau</w:t>
+      </w:r>
+      <w:r>
+        <w:t xml:space="preserve">: chỉ những trường thực sự đổi giá trị mới có mũi tên </w:t>
+      </w:r>
+      <w:r>
+        <w:rPr>
+          <w:b/>
+        </w:rPr>
+        <w:t>→</w:t>
+      </w:r>
+      <w:r>
+        <w:t xml:space="preserve"> và in đậm cột Sau — tên trường hiện bằng tiếng Việt dễ hiểu (không phải tên cột kỹ thuật trong CSDL), dùng ngay để trả lời "ai đã đổi X lúc nào, từ giá trị gì sang giá trị gì".</w:t>
       </w:r>
     </w:p>
     <w:p>
@@ -12078,15 +13399,41 @@
         </w:tblBorders>
       </w:tblPr>
       <w:tblGrid>
-        <w:gridCol w:w="2412"/>
-        <w:gridCol w:w="2412"/>
-        <w:gridCol w:w="2412"/>
-        <w:gridCol w:w="2412"/>
+        <w:gridCol w:w="1930"/>
+        <w:gridCol w:w="1930"/>
+        <w:gridCol w:w="1930"/>
+        <w:gridCol w:w="1930"/>
+        <w:gridCol w:w="1930"/>
       </w:tblGrid>
       <w:tr>
         <w:tc>
           <w:tcPr>
-            <w:tcW w:type="dxa" w:w="2412"/>
+            <w:tcW w:type="dxa" w:w="1930"/>
+            <w:shd w:val="clear" w:color="auto" w:fill="1E2761"/>
+            <w:tcMar>
+              <w:top w:w="60" w:type="dxa"/>
+              <w:bottom w:w="60" w:type="dxa"/>
+              <w:start w:w="110" w:type="dxa"/>
+              <w:end w:w="110" w:type="dxa"/>
+            </w:tcMar>
+          </w:tcPr>
+          <w:p>
+            <w:pPr>
+              <w:spacing w:after="0"/>
+            </w:pPr>
+            <w:r>
+              <w:rPr>
+                <w:b/>
+                <w:color w:val="FFFFFF"/>
+                <w:sz w:val="19"/>
+              </w:rPr>
+              <w:t>Module</w:t>
+            </w:r>
+          </w:p>
+        </w:tc>
+        <w:tc>
+          <w:tcPr>
+            <w:tcW w:type="dxa" w:w="1930"/>
             <w:shd w:val="clear" w:color="auto" w:fill="1E2761"/>
             <w:tcMar>
               <w:top w:w="60" w:type="dxa"/>
@@ -12111,7 +13458,7 @@
         </w:tc>
         <w:tc>
           <w:tcPr>
-            <w:tcW w:type="dxa" w:w="2412"/>
+            <w:tcW w:type="dxa" w:w="1930"/>
             <w:shd w:val="clear" w:color="auto" w:fill="1E2761"/>
             <w:tcMar>
               <w:top w:w="60" w:type="dxa"/>
@@ -12136,7 +13483,7 @@
         </w:tc>
         <w:tc>
           <w:tcPr>
-            <w:tcW w:type="dxa" w:w="2412"/>
+            <w:tcW w:type="dxa" w:w="1930"/>
             <w:shd w:val="clear" w:color="auto" w:fill="1E2761"/>
             <w:tcMar>
               <w:top w:w="60" w:type="dxa"/>
@@ -12161,7 +13508,7 @@
         </w:tc>
         <w:tc>
           <w:tcPr>
-            <w:tcW w:type="dxa" w:w="2412"/>
+            <w:tcW w:type="dxa" w:w="1930"/>
             <w:shd w:val="clear" w:color="auto" w:fill="1E2761"/>
             <w:tcMar>
               <w:top w:w="60" w:type="dxa"/>
@@ -12188,7 +13535,29 @@
       <w:tr>
         <w:tc>
           <w:tcPr>
-            <w:tcW w:type="dxa" w:w="2412"/>
+            <w:tcW w:type="dxa" w:w="1930"/>
+            <w:tcMar>
+              <w:top w:w="60" w:type="dxa"/>
+              <w:bottom w:w="60" w:type="dxa"/>
+              <w:start w:w="110" w:type="dxa"/>
+              <w:end w:w="110" w:type="dxa"/>
+            </w:tcMar>
+          </w:tcPr>
+          <w:p>
+            <w:pPr>
+              <w:spacing w:after="0"/>
+            </w:pPr>
+            <w:r>
+              <w:rPr>
+                <w:sz w:val="18"/>
+              </w:rPr>
+              <w:t>Tài khoản</w:t>
+            </w:r>
+          </w:p>
+        </w:tc>
+        <w:tc>
+          <w:tcPr>
+            <w:tcW w:type="dxa" w:w="1930"/>
             <w:tcMar>
               <w:top w:w="60" w:type="dxa"/>
               <w:bottom w:w="60" w:type="dxa"/>
@@ -12210,7 +13579,7 @@
         </w:tc>
         <w:tc>
           <w:tcPr>
-            <w:tcW w:type="dxa" w:w="2412"/>
+            <w:tcW w:type="dxa" w:w="1930"/>
             <w:tcMar>
               <w:top w:w="60" w:type="dxa"/>
               <w:bottom w:w="60" w:type="dxa"/>
@@ -12232,7 +13601,7 @@
         </w:tc>
         <w:tc>
           <w:tcPr>
-            <w:tcW w:type="dxa" w:w="2412"/>
+            <w:tcW w:type="dxa" w:w="1930"/>
             <w:tcMar>
               <w:top w:w="60" w:type="dxa"/>
               <w:bottom w:w="60" w:type="dxa"/>
@@ -12254,7 +13623,7 @@
         </w:tc>
         <w:tc>
           <w:tcPr>
-            <w:tcW w:type="dxa" w:w="2412"/>
+            <w:tcW w:type="dxa" w:w="1930"/>
             <w:tcMar>
               <w:top w:w="60" w:type="dxa"/>
               <w:bottom w:w="60" w:type="dxa"/>
@@ -12278,7 +13647,30 @@
       <w:tr>
         <w:tc>
           <w:tcPr>
-            <w:tcW w:type="dxa" w:w="2412"/>
+            <w:tcW w:type="dxa" w:w="1930"/>
+            <w:shd w:val="clear" w:color="auto" w:fill="EEF2F8"/>
+            <w:tcMar>
+              <w:top w:w="60" w:type="dxa"/>
+              <w:bottom w:w="60" w:type="dxa"/>
+              <w:start w:w="110" w:type="dxa"/>
+              <w:end w:w="110" w:type="dxa"/>
+            </w:tcMar>
+          </w:tcPr>
+          <w:p>
+            <w:pPr>
+              <w:spacing w:after="0"/>
+            </w:pPr>
+            <w:r>
+              <w:rPr>
+                <w:sz w:val="18"/>
+              </w:rPr>
+              <w:t>Tài khoản</w:t>
+            </w:r>
+          </w:p>
+        </w:tc>
+        <w:tc>
+          <w:tcPr>
+            <w:tcW w:type="dxa" w:w="1930"/>
             <w:shd w:val="clear" w:color="auto" w:fill="EEF2F8"/>
             <w:tcMar>
               <w:top w:w="60" w:type="dxa"/>
@@ -12301,7 +13693,7 @@
         </w:tc>
         <w:tc>
           <w:tcPr>
-            <w:tcW w:type="dxa" w:w="2412"/>
+            <w:tcW w:type="dxa" w:w="1930"/>
             <w:shd w:val="clear" w:color="auto" w:fill="EEF2F8"/>
             <w:tcMar>
               <w:top w:w="60" w:type="dxa"/>
@@ -12324,7 +13716,7 @@
         </w:tc>
         <w:tc>
           <w:tcPr>
-            <w:tcW w:type="dxa" w:w="2412"/>
+            <w:tcW w:type="dxa" w:w="1930"/>
             <w:shd w:val="clear" w:color="auto" w:fill="EEF2F8"/>
             <w:tcMar>
               <w:top w:w="60" w:type="dxa"/>
@@ -12347,7 +13739,7 @@
         </w:tc>
         <w:tc>
           <w:tcPr>
-            <w:tcW w:type="dxa" w:w="2412"/>
+            <w:tcW w:type="dxa" w:w="1930"/>
             <w:shd w:val="clear" w:color="auto" w:fill="EEF2F8"/>
             <w:tcMar>
               <w:top w:w="60" w:type="dxa"/>
@@ -12372,7 +13764,29 @@
       <w:tr>
         <w:tc>
           <w:tcPr>
-            <w:tcW w:type="dxa" w:w="2412"/>
+            <w:tcW w:type="dxa" w:w="1930"/>
+            <w:tcMar>
+              <w:top w:w="60" w:type="dxa"/>
+              <w:bottom w:w="60" w:type="dxa"/>
+              <w:start w:w="110" w:type="dxa"/>
+              <w:end w:w="110" w:type="dxa"/>
+            </w:tcMar>
+          </w:tcPr>
+          <w:p>
+            <w:pPr>
+              <w:spacing w:after="0"/>
+            </w:pPr>
+            <w:r>
+              <w:rPr>
+                <w:sz w:val="18"/>
+              </w:rPr>
+              <w:t>Kho TP (WMS)</w:t>
+            </w:r>
+          </w:p>
+        </w:tc>
+        <w:tc>
+          <w:tcPr>
+            <w:tcW w:type="dxa" w:w="1930"/>
             <w:tcMar>
               <w:top w:w="60" w:type="dxa"/>
               <w:bottom w:w="60" w:type="dxa"/>
@@ -12394,7 +13808,7 @@
         </w:tc>
         <w:tc>
           <w:tcPr>
-            <w:tcW w:type="dxa" w:w="2412"/>
+            <w:tcW w:type="dxa" w:w="1930"/>
             <w:tcMar>
               <w:top w:w="60" w:type="dxa"/>
               <w:bottom w:w="60" w:type="dxa"/>
@@ -12416,7 +13830,7 @@
         </w:tc>
         <w:tc>
           <w:tcPr>
-            <w:tcW w:type="dxa" w:w="2412"/>
+            <w:tcW w:type="dxa" w:w="1930"/>
             <w:tcMar>
               <w:top w:w="60" w:type="dxa"/>
               <w:bottom w:w="60" w:type="dxa"/>
@@ -12438,7 +13852,7 @@
         </w:tc>
         <w:tc>
           <w:tcPr>
-            <w:tcW w:type="dxa" w:w="2412"/>
+            <w:tcW w:type="dxa" w:w="1930"/>
             <w:tcMar>
               <w:top w:w="60" w:type="dxa"/>
               <w:bottom w:w="60" w:type="dxa"/>
@@ -12462,7 +13876,30 @@
       <w:tr>
         <w:tc>
           <w:tcPr>
-            <w:tcW w:type="dxa" w:w="2412"/>
+            <w:tcW w:type="dxa" w:w="1930"/>
+            <w:shd w:val="clear" w:color="auto" w:fill="EEF2F8"/>
+            <w:tcMar>
+              <w:top w:w="60" w:type="dxa"/>
+              <w:bottom w:w="60" w:type="dxa"/>
+              <w:start w:w="110" w:type="dxa"/>
+              <w:end w:w="110" w:type="dxa"/>
+            </w:tcMar>
+          </w:tcPr>
+          <w:p>
+            <w:pPr>
+              <w:spacing w:after="0"/>
+            </w:pPr>
+            <w:r>
+              <w:rPr>
+                <w:sz w:val="18"/>
+              </w:rPr>
+              <w:t>Kho công ty</w:t>
+            </w:r>
+          </w:p>
+        </w:tc>
+        <w:tc>
+          <w:tcPr>
+            <w:tcW w:type="dxa" w:w="1930"/>
             <w:shd w:val="clear" w:color="auto" w:fill="EEF2F8"/>
             <w:tcMar>
               <w:top w:w="60" w:type="dxa"/>
@@ -12485,7 +13922,7 @@
         </w:tc>
         <w:tc>
           <w:tcPr>
-            <w:tcW w:type="dxa" w:w="2412"/>
+            <w:tcW w:type="dxa" w:w="1930"/>
             <w:shd w:val="clear" w:color="auto" w:fill="EEF2F8"/>
             <w:tcMar>
               <w:top w:w="60" w:type="dxa"/>
@@ -12508,7 +13945,7 @@
         </w:tc>
         <w:tc>
           <w:tcPr>
-            <w:tcW w:type="dxa" w:w="2412"/>
+            <w:tcW w:type="dxa" w:w="1930"/>
             <w:shd w:val="clear" w:color="auto" w:fill="EEF2F8"/>
             <w:tcMar>
               <w:top w:w="60" w:type="dxa"/>
@@ -12531,7 +13968,7 @@
         </w:tc>
         <w:tc>
           <w:tcPr>
-            <w:tcW w:type="dxa" w:w="2412"/>
+            <w:tcW w:type="dxa" w:w="1930"/>
             <w:shd w:val="clear" w:color="auto" w:fill="EEF2F8"/>
             <w:tcMar>
               <w:top w:w="60" w:type="dxa"/>
@@ -12556,7 +13993,29 @@
       <w:tr>
         <w:tc>
           <w:tcPr>
-            <w:tcW w:type="dxa" w:w="2412"/>
+            <w:tcW w:type="dxa" w:w="1930"/>
+            <w:tcMar>
+              <w:top w:w="60" w:type="dxa"/>
+              <w:bottom w:w="60" w:type="dxa"/>
+              <w:start w:w="110" w:type="dxa"/>
+              <w:end w:w="110" w:type="dxa"/>
+            </w:tcMar>
+          </w:tcPr>
+          <w:p>
+            <w:pPr>
+              <w:spacing w:after="0"/>
+            </w:pPr>
+            <w:r>
+              <w:rPr>
+                <w:sz w:val="18"/>
+              </w:rPr>
+              <w:t>Kho công ty</w:t>
+            </w:r>
+          </w:p>
+        </w:tc>
+        <w:tc>
+          <w:tcPr>
+            <w:tcW w:type="dxa" w:w="1930"/>
             <w:tcMar>
               <w:top w:w="60" w:type="dxa"/>
               <w:bottom w:w="60" w:type="dxa"/>
@@ -12578,7 +14037,7 @@
         </w:tc>
         <w:tc>
           <w:tcPr>
-            <w:tcW w:type="dxa" w:w="2412"/>
+            <w:tcW w:type="dxa" w:w="1930"/>
             <w:tcMar>
               <w:top w:w="60" w:type="dxa"/>
               <w:bottom w:w="60" w:type="dxa"/>
@@ -12600,7 +14059,7 @@
         </w:tc>
         <w:tc>
           <w:tcPr>
-            <w:tcW w:type="dxa" w:w="2412"/>
+            <w:tcW w:type="dxa" w:w="1930"/>
             <w:tcMar>
               <w:top w:w="60" w:type="dxa"/>
               <w:bottom w:w="60" w:type="dxa"/>
@@ -12622,7 +14081,7 @@
         </w:tc>
         <w:tc>
           <w:tcPr>
-            <w:tcW w:type="dxa" w:w="2412"/>
+            <w:tcW w:type="dxa" w:w="1930"/>
             <w:tcMar>
               <w:top w:w="60" w:type="dxa"/>
               <w:bottom w:w="60" w:type="dxa"/>
@@ -12646,7 +14105,30 @@
       <w:tr>
         <w:tc>
           <w:tcPr>
-            <w:tcW w:type="dxa" w:w="2412"/>
+            <w:tcW w:type="dxa" w:w="1930"/>
+            <w:shd w:val="clear" w:color="auto" w:fill="EEF2F8"/>
+            <w:tcMar>
+              <w:top w:w="60" w:type="dxa"/>
+              <w:bottom w:w="60" w:type="dxa"/>
+              <w:start w:w="110" w:type="dxa"/>
+              <w:end w:w="110" w:type="dxa"/>
+            </w:tcMar>
+          </w:tcPr>
+          <w:p>
+            <w:pPr>
+              <w:spacing w:after="0"/>
+            </w:pPr>
+            <w:r>
+              <w:rPr>
+                <w:sz w:val="18"/>
+              </w:rPr>
+              <w:t>Tài khoản</w:t>
+            </w:r>
+          </w:p>
+        </w:tc>
+        <w:tc>
+          <w:tcPr>
+            <w:tcW w:type="dxa" w:w="1930"/>
             <w:shd w:val="clear" w:color="auto" w:fill="EEF2F8"/>
             <w:tcMar>
               <w:top w:w="60" w:type="dxa"/>
@@ -12669,7 +14151,7 @@
         </w:tc>
         <w:tc>
           <w:tcPr>
-            <w:tcW w:type="dxa" w:w="2412"/>
+            <w:tcW w:type="dxa" w:w="1930"/>
             <w:shd w:val="clear" w:color="auto" w:fill="EEF2F8"/>
             <w:tcMar>
               <w:top w:w="60" w:type="dxa"/>
@@ -12692,7 +14174,7 @@
         </w:tc>
         <w:tc>
           <w:tcPr>
-            <w:tcW w:type="dxa" w:w="2412"/>
+            <w:tcW w:type="dxa" w:w="1930"/>
             <w:shd w:val="clear" w:color="auto" w:fill="EEF2F8"/>
             <w:tcMar>
               <w:top w:w="60" w:type="dxa"/>
@@ -12715,7 +14197,7 @@
         </w:tc>
         <w:tc>
           <w:tcPr>
-            <w:tcW w:type="dxa" w:w="2412"/>
+            <w:tcW w:type="dxa" w:w="1930"/>
             <w:shd w:val="clear" w:color="auto" w:fill="EEF2F8"/>
             <w:tcMar>
               <w:top w:w="60" w:type="dxa"/>
@@ -12748,7 +14230,7 @@
         <w:pStyle w:val="Heading2"/>
       </w:pPr>
       <w:r>
-        <w:t>23. Hồ sơ cá nhân</w:t>
+        <w:t>24. Hồ sơ cá nhân</w:t>
       </w:r>
     </w:p>
     <w:p>

--- a/docs/03-HUONG-DAN-SU-DUNG.docx
+++ b/docs/03-HUONG-DAN-SU-DUNG.docx
@@ -17781,305 +17781,466 @@
       </w:r>
     </w:p>
     <w:p>
-      <w:r>
-        <w:rPr>
-          <w:b/>
-          <w:sz w:val="21"/>
-        </w:rPr>
-        <w:t>Mục đích:</w:t>
-      </w:r>
-      <w:r>
-        <w:rPr>
-          <w:sz w:val="21"/>
-        </w:rPr>
-        <w:t xml:space="preserve"> đo hiệu suất thiết bị tổng thể (Overall Equipment Effectiveness) và phân tích lý do dừng máy theo dây chuyền — 1 màn hình duy nhất, không chia sub-tab, gồm 6 khối:</w:t>
-      </w:r>
-    </w:p>
-    <w:p>
       <w:pPr>
-        <w:pStyle w:val="ListNumber"/>
+        <w:ind w:left="432"/>
       </w:pPr>
       <w:r>
         <w:rPr>
           <w:b/>
-          <w:sz w:val="21"/>
-        </w:rPr>
-        <w:t>⚙️ OEE đóng gói</w:t>
-      </w:r>
-      <w:r>
-        <w:rPr>
-          <w:sz w:val="21"/>
-        </w:rPr>
-        <w:t xml:space="preserve"> — 1 biểu đồ donut/dây chuyền·ca đã ghi, kèm % Availability/Performance/Quality (A/P/Q).</w:t>
+          <w:i/>
+          <w:color w:val="555555"/>
+          <w:sz w:val="19"/>
+        </w:rPr>
+        <w:t>⚠️ Màn hình chưa hoạt động.</w:t>
+      </w:r>
+      <w:r>
+        <w:rPr>
+          <w:i/>
+          <w:color w:val="555555"/>
+          <w:sz w:val="19"/>
+        </w:rPr>
+        <w:t xml:space="preserve"> Tab </w:t>
+      </w:r>
+      <w:r>
+        <w:rPr>
+          <w:b/>
+          <w:i/>
+          <w:color w:val="555555"/>
+          <w:sz w:val="19"/>
+        </w:rPr>
+        <w:t>OEE/Dừng máy</w:t>
+      </w:r>
+      <w:r>
+        <w:rPr>
+          <w:i/>
+          <w:color w:val="555555"/>
+          <w:sz w:val="19"/>
+        </w:rPr>
+        <w:t xml:space="preserve"> đã có nút trên thanh điều hướng (</w:t>
+      </w:r>
+      <w:r>
+        <w:rPr>
+          <w:rFonts w:ascii="Consolas" w:hAnsi="Consolas"/>
+          <w:i/>
+          <w:color w:val="555555"/>
+          <w:sz w:val="19"/>
+        </w:rPr>
+        <w:t>data-view="oee"</w:t>
+      </w:r>
+      <w:r>
+        <w:rPr>
+          <w:i/>
+          <w:color w:val="555555"/>
+          <w:sz w:val="19"/>
+        </w:rPr>
+        <w:t xml:space="preserve">, class </w:t>
+      </w:r>
+      <w:r>
+        <w:rPr>
+          <w:rFonts w:ascii="Consolas" w:hAnsi="Consolas"/>
+          <w:i/>
+          <w:color w:val="555555"/>
+          <w:sz w:val="19"/>
+        </w:rPr>
+        <w:t>nav-unused</w:t>
+      </w:r>
+      <w:r>
+        <w:rPr>
+          <w:i/>
+          <w:color w:val="555555"/>
+          <w:sz w:val="19"/>
+        </w:rPr>
+        <w:t xml:space="preserve">) nhưng </w:t>
+      </w:r>
+      <w:r>
+        <w:rPr>
+          <w:b/>
+          <w:i/>
+          <w:color w:val="555555"/>
+          <w:sz w:val="19"/>
+        </w:rPr>
+        <w:t>chưa được lập trình</w:t>
+      </w:r>
+      <w:r>
+        <w:rPr>
+          <w:i/>
+          <w:color w:val="555555"/>
+          <w:sz w:val="19"/>
+        </w:rPr>
+        <w:t xml:space="preserve"> — bấm vào không hiển thị gì (không có </w:t>
+      </w:r>
+      <w:r>
+        <w:rPr>
+          <w:rFonts w:ascii="Consolas" w:hAnsi="Consolas"/>
+          <w:i/>
+          <w:color w:val="555555"/>
+          <w:sz w:val="19"/>
+        </w:rPr>
+        <w:t>VIEWS.oee</w:t>
+      </w:r>
+      <w:r>
+        <w:rPr>
+          <w:i/>
+          <w:color w:val="555555"/>
+          <w:sz w:val="19"/>
+        </w:rPr>
+        <w:t xml:space="preserve"> trong </w:t>
+      </w:r>
+      <w:r>
+        <w:rPr>
+          <w:rFonts w:ascii="Consolas" w:hAnsi="Consolas"/>
+          <w:i/>
+          <w:color w:val="555555"/>
+          <w:sz w:val="19"/>
+        </w:rPr>
+        <w:t>frontend/app.js</w:t>
+      </w:r>
+      <w:r>
+        <w:rPr>
+          <w:i/>
+          <w:color w:val="555555"/>
+          <w:sz w:val="19"/>
+        </w:rPr>
+        <w:t xml:space="preserve">, section tương ứng trong </w:t>
+      </w:r>
+      <w:r>
+        <w:rPr>
+          <w:rFonts w:ascii="Consolas" w:hAnsi="Consolas"/>
+          <w:i/>
+          <w:color w:val="555555"/>
+          <w:sz w:val="19"/>
+        </w:rPr>
+        <w:t>frontend/index.html</w:t>
+      </w:r>
+      <w:r>
+        <w:rPr>
+          <w:i/>
+          <w:color w:val="555555"/>
+          <w:sz w:val="19"/>
+        </w:rPr>
+        <w:t xml:space="preserve"> đang để trống; lỗi bị nuốt âm thầm, không có thông báo rõ ràng cho người dùng). Phần dưới đây mô tả </w:t>
+      </w:r>
+      <w:r>
+        <w:rPr>
+          <w:b/>
+          <w:i/>
+          <w:color w:val="555555"/>
+          <w:sz w:val="19"/>
+        </w:rPr>
+        <w:t>dữ liệu và tính năng đã có ở backend</w:t>
+      </w:r>
+      <w:r>
+        <w:rPr>
+          <w:i/>
+          <w:color w:val="555555"/>
+          <w:sz w:val="19"/>
+        </w:rPr>
+        <w:t>, không phải các bước thao tác trên UI — vì UI này chưa tồn tại.</w:t>
+      </w:r>
+    </w:p>
+    <w:p>
+      <w:r>
+        <w:rPr>
+          <w:b/>
+          <w:sz w:val="21"/>
+        </w:rPr>
+        <w:t>Backend đã xây (chưa có màn hình sử dụng):</w:t>
       </w:r>
     </w:p>
     <w:p>
       <w:pPr>
-        <w:pStyle w:val="ListNumber"/>
+        <w:pStyle w:val="ListBullet"/>
       </w:pPr>
       <w:r>
         <w:rPr>
           <w:b/>
           <w:sz w:val="21"/>
         </w:rPr>
-        <w:t>📝 Nhập OEE theo ca</w:t>
-      </w:r>
-      <w:r>
-        <w:rPr>
-          <w:sz w:val="21"/>
-        </w:rPr>
-        <w:t xml:space="preserve"> — chọn </w:t>
-      </w:r>
-      <w:r>
-        <w:rPr>
-          <w:b/>
-          <w:sz w:val="21"/>
-        </w:rPr>
-        <w:t>Dây chuyền</w:t>
-      </w:r>
-      <w:r>
-        <w:rPr>
-          <w:sz w:val="21"/>
-        </w:rPr>
-        <w:t xml:space="preserve"> (tốc độ lý tưởng tự điền theo dây chuyền đã khai báo ở Danh mục) + </w:t>
-      </w:r>
-      <w:r>
-        <w:rPr>
-          <w:b/>
-          <w:sz w:val="21"/>
-        </w:rPr>
-        <w:t>Ca</w:t>
-      </w:r>
-      <w:r>
-        <w:rPr>
-          <w:sz w:val="21"/>
-        </w:rPr>
-        <w:t xml:space="preserve">, nhập </w:t>
-      </w:r>
-      <w:r>
-        <w:rPr>
-          <w:b/>
-          <w:sz w:val="21"/>
-        </w:rPr>
-        <w:t>TG kế hoạch (phút)</w:t>
-      </w:r>
-      <w:r>
-        <w:rPr>
-          <w:sz w:val="21"/>
-        </w:rPr>
-        <w:t xml:space="preserve">, </w:t>
-      </w:r>
-      <w:r>
-        <w:rPr>
-          <w:b/>
-          <w:sz w:val="21"/>
-        </w:rPr>
-        <w:t>Dừng (phút)</w:t>
-      </w:r>
-      <w:r>
-        <w:rPr>
-          <w:sz w:val="21"/>
-        </w:rPr>
-        <w:t xml:space="preserve">, </w:t>
-      </w:r>
-      <w:r>
-        <w:rPr>
-          <w:b/>
-          <w:sz w:val="21"/>
-        </w:rPr>
-        <w:t>Tốc độ lý tưởng</w:t>
-      </w:r>
-      <w:r>
-        <w:rPr>
-          <w:sz w:val="21"/>
-        </w:rPr>
-        <w:t xml:space="preserve">, </w:t>
-      </w:r>
-      <w:r>
-        <w:rPr>
-          <w:b/>
-          <w:sz w:val="21"/>
-        </w:rPr>
-        <w:t>Tổng SP</w:t>
-      </w:r>
-      <w:r>
-        <w:rPr>
-          <w:sz w:val="21"/>
-        </w:rPr>
-        <w:t xml:space="preserve">, </w:t>
-      </w:r>
-      <w:r>
-        <w:rPr>
-          <w:b/>
-          <w:sz w:val="21"/>
-        </w:rPr>
-        <w:t>SP đạt</w:t>
-      </w:r>
-      <w:r>
-        <w:rPr>
-          <w:sz w:val="21"/>
-        </w:rPr>
-        <w:t xml:space="preserve">, bấm </w:t>
-      </w:r>
-      <w:r>
-        <w:rPr>
-          <w:b/>
-          <w:sz w:val="21"/>
-        </w:rPr>
-        <w:t>Ghi OEE</w:t>
-      </w:r>
-      <w:r>
-        <w:rPr>
-          <w:sz w:val="21"/>
-        </w:rPr>
-        <w:t>.</w:t>
+        <w:t>Model:</w:t>
+      </w:r>
+      <w:r>
+        <w:rPr>
+          <w:sz w:val="21"/>
+        </w:rPr>
+        <w:t xml:space="preserve"> </w:t>
+      </w:r>
+      <w:r>
+        <w:rPr>
+          <w:rFonts w:ascii="Consolas" w:hAnsi="Consolas"/>
+          <w:color w:val="555555"/>
+          <w:sz w:val="21"/>
+        </w:rPr>
+        <w:t>OEERecord</w:t>
+      </w:r>
+      <w:r>
+        <w:rPr>
+          <w:sz w:val="21"/>
+        </w:rPr>
+        <w:t xml:space="preserve"> (bản ghi OEE theo dây chuyền/ca — availability/performance/quality) và </w:t>
+      </w:r>
+      <w:r>
+        <w:rPr>
+          <w:rFonts w:ascii="Consolas" w:hAnsi="Consolas"/>
+          <w:color w:val="555555"/>
+          <w:sz w:val="21"/>
+        </w:rPr>
+        <w:t>DowntimeEvent</w:t>
+      </w:r>
+      <w:r>
+        <w:rPr>
+          <w:sz w:val="21"/>
+        </w:rPr>
+        <w:t xml:space="preserve"> (sự kiện dừng máy theo lý do).</w:t>
       </w:r>
     </w:p>
     <w:p>
       <w:pPr>
-        <w:pStyle w:val="ListNumber"/>
+        <w:pStyle w:val="ListBullet"/>
       </w:pPr>
       <w:r>
         <w:rPr>
           <w:b/>
           <w:sz w:val="21"/>
         </w:rPr>
-        <w:t>⏱️ Ghi sự kiện dừng máy (reason-tree)</w:t>
-      </w:r>
-      <w:r>
-        <w:rPr>
-          <w:sz w:val="21"/>
-        </w:rPr>
-        <w:t xml:space="preserve"> — tách riêng khỏi khối OEE trên: chọn Line + </w:t>
-      </w:r>
-      <w:r>
-        <w:rPr>
-          <w:b/>
-          <w:sz w:val="21"/>
-        </w:rPr>
-        <w:t>Nhóm lý do</w:t>
-      </w:r>
-      <w:r>
-        <w:rPr>
-          <w:sz w:val="21"/>
-        </w:rPr>
-        <w:t xml:space="preserve"> (đổi Nhóm sẽ đổi luôn danh sách </w:t>
-      </w:r>
-      <w:r>
-        <w:rPr>
-          <w:b/>
-          <w:sz w:val="21"/>
-        </w:rPr>
-        <w:t>Lý do</w:t>
-      </w:r>
-      <w:r>
-        <w:rPr>
-          <w:sz w:val="21"/>
-        </w:rPr>
-        <w:t xml:space="preserve"> con tương ứng) + số </w:t>
-      </w:r>
-      <w:r>
-        <w:rPr>
-          <w:b/>
-          <w:sz w:val="21"/>
-        </w:rPr>
-        <w:t>Phút</w:t>
-      </w:r>
-      <w:r>
-        <w:rPr>
-          <w:sz w:val="21"/>
-        </w:rPr>
-        <w:t xml:space="preserve"> + Ca, bấm </w:t>
-      </w:r>
-      <w:r>
-        <w:rPr>
-          <w:b/>
-          <w:sz w:val="21"/>
-        </w:rPr>
-        <w:t>Ghi</w:t>
-      </w:r>
-      <w:r>
-        <w:rPr>
-          <w:sz w:val="21"/>
-        </w:rPr>
-        <w:t>.</w:t>
+        <w:t>Tính OEE:</w:t>
+      </w:r>
+      <w:r>
+        <w:rPr>
+          <w:sz w:val="21"/>
+        </w:rPr>
+        <w:t xml:space="preserve"> service </w:t>
+      </w:r>
+      <w:r>
+        <w:rPr>
+          <w:rFonts w:ascii="Consolas" w:hAnsi="Consolas"/>
+          <w:color w:val="555555"/>
+          <w:sz w:val="21"/>
+        </w:rPr>
+        <w:t>compute_oee</w:t>
+      </w:r>
+      <w:r>
+        <w:rPr>
+          <w:sz w:val="21"/>
+        </w:rPr>
+        <w:t xml:space="preserve"> — tính % Availability/Performance/Quality từ 1 bản ghi OEE.</w:t>
       </w:r>
     </w:p>
     <w:p>
       <w:pPr>
-        <w:pStyle w:val="ListNumber"/>
+        <w:pStyle w:val="ListBullet"/>
       </w:pPr>
       <w:r>
         <w:rPr>
           <w:b/>
           <w:sz w:val="21"/>
         </w:rPr>
-        <w:t>📊 Pareto thời gian dừng theo lý do</w:t>
-      </w:r>
-      <w:r>
-        <w:rPr>
-          <w:sz w:val="21"/>
-        </w:rPr>
-        <w:t xml:space="preserve"> — biểu đồ cột + bảng %/% tích lũy/số lần theo từng lý do dừng đã ghi.</w:t>
+        <w:t>Cây lý do dừng máy (reason-tree):</w:t>
+      </w:r>
+      <w:r>
+        <w:rPr>
+          <w:sz w:val="21"/>
+        </w:rPr>
+        <w:t xml:space="preserve"> hằng số </w:t>
+      </w:r>
+      <w:r>
+        <w:rPr>
+          <w:rFonts w:ascii="Consolas" w:hAnsi="Consolas"/>
+          <w:color w:val="555555"/>
+          <w:sz w:val="21"/>
+        </w:rPr>
+        <w:t>REASON_TREE</w:t>
+      </w:r>
+      <w:r>
+        <w:rPr>
+          <w:sz w:val="21"/>
+        </w:rPr>
+        <w:t xml:space="preserve"> hardcode trong </w:t>
+      </w:r>
+      <w:r>
+        <w:rPr>
+          <w:rFonts w:ascii="Consolas" w:hAnsi="Consolas"/>
+          <w:color w:val="555555"/>
+          <w:sz w:val="21"/>
+        </w:rPr>
+        <w:t>backend/app/services/downtime.py</w:t>
+      </w:r>
+      <w:r>
+        <w:rPr>
+          <w:sz w:val="21"/>
+        </w:rPr>
+        <w:t xml:space="preserve">, dùng </w:t>
+      </w:r>
+      <w:r>
+        <w:rPr>
+          <w:b/>
+          <w:sz w:val="21"/>
+        </w:rPr>
+        <w:t>chung 1 cây cho mọi dây chuyền</w:t>
+      </w:r>
+      <w:r>
+        <w:rPr>
+          <w:sz w:val="21"/>
+        </w:rPr>
+        <w:t xml:space="preserve"> (chưa phân theo loại dây chuyền/thiết bị).</w:t>
       </w:r>
     </w:p>
     <w:p>
       <w:pPr>
-        <w:pStyle w:val="ListNumber"/>
+        <w:pStyle w:val="ListBullet"/>
       </w:pPr>
       <w:r>
         <w:rPr>
           <w:b/>
           <w:sz w:val="21"/>
         </w:rPr>
-        <w:t>🥧 Phân rã 6 big losses</w:t>
-      </w:r>
-      <w:r>
-        <w:rPr>
-          <w:sz w:val="21"/>
-        </w:rPr>
-        <w:t xml:space="preserve"> — 2 biểu đồ tròn cạnh nhau: theo nhóm lý do lớn và theo nhóm chi tiết.</w:t>
+        <w:t>Pareto thời gian dừng</w:t>
+      </w:r>
+      <w:r>
+        <w:rPr>
+          <w:sz w:val="21"/>
+        </w:rPr>
+        <w:t xml:space="preserve"> — service </w:t>
+      </w:r>
+      <w:r>
+        <w:rPr>
+          <w:rFonts w:ascii="Consolas" w:hAnsi="Consolas"/>
+          <w:color w:val="555555"/>
+          <w:sz w:val="21"/>
+        </w:rPr>
+        <w:t>pareto()</w:t>
+      </w:r>
+      <w:r>
+        <w:rPr>
+          <w:sz w:val="21"/>
+        </w:rPr>
+        <w:t>: xếp hạng giảm dần theo phút dừng cho từng lý do, kèm %/% tích lũy/số lần.</w:t>
       </w:r>
     </w:p>
     <w:p>
       <w:pPr>
-        <w:pStyle w:val="ListNumber"/>
+        <w:pStyle w:val="ListBullet"/>
       </w:pPr>
       <w:r>
         <w:rPr>
           <w:b/>
           <w:sz w:val="21"/>
         </w:rPr>
-        <w:t>🔧 MTBF/MTTR theo thiết bị</w:t>
-      </w:r>
-      <w:r>
-        <w:rPr>
-          <w:sz w:val="21"/>
-        </w:rPr>
-        <w:t xml:space="preserve"> — bảng số lần hỏng, MTBF (giờ), MTTR (phút), % khả dụng, phút dừng, tính trong cửa sổ N ngày gần nhất.</w:t>
-      </w:r>
-    </w:p>
-    <w:p>
-      <w:r>
-        <w:rPr>
-          <w:sz w:val="21"/>
-        </w:rPr>
-        <w:t>Thêm/ngừng dây chuyền đóng gói ở Danh mục (mục 21) — chưa có dây chuyền thì không ghi được OEE/dừng máy.</w:t>
-      </w:r>
-    </w:p>
-    <w:p>
-      <w:r>
-        <w:rPr>
-          <w:b/>
-          <w:sz w:val="21"/>
-        </w:rPr>
-        <w:t>Dữ liệu thật hiện tại:</w:t>
-      </w:r>
-      <w:r>
-        <w:rPr>
-          <w:sz w:val="21"/>
-        </w:rPr>
-        <w:t xml:space="preserve"> 3 bản ghi OEE đang có trong hệ thống.</w:t>
+        <w:t>Phân rã big losses</w:t>
+      </w:r>
+      <w:r>
+        <w:rPr>
+          <w:sz w:val="21"/>
+        </w:rPr>
+        <w:t xml:space="preserve"> — service </w:t>
+      </w:r>
+      <w:r>
+        <w:rPr>
+          <w:rFonts w:ascii="Consolas" w:hAnsi="Consolas"/>
+          <w:color w:val="555555"/>
+          <w:sz w:val="21"/>
+        </w:rPr>
+        <w:t>big_losses()</w:t>
+      </w:r>
+      <w:r>
+        <w:rPr>
+          <w:sz w:val="21"/>
+        </w:rPr>
+        <w:t xml:space="preserve">: gộp theo </w:t>
+      </w:r>
+      <w:r>
+        <w:rPr>
+          <w:rFonts w:ascii="Consolas" w:hAnsi="Consolas"/>
+          <w:color w:val="555555"/>
+          <w:sz w:val="21"/>
+        </w:rPr>
+        <w:t>loss_category</w:t>
+      </w:r>
+      <w:r>
+        <w:rPr>
+          <w:sz w:val="21"/>
+        </w:rPr>
+        <w:t xml:space="preserve">, thực tế chỉ có </w:t>
+      </w:r>
+      <w:r>
+        <w:rPr>
+          <w:b/>
+          <w:sz w:val="21"/>
+        </w:rPr>
+        <w:t>3 nhóm</w:t>
+      </w:r>
+      <w:r>
+        <w:rPr>
+          <w:sz w:val="21"/>
+        </w:rPr>
+        <w:t xml:space="preserve"> (availability/performance/quality), không phải "6 big losses" theo đúng nghĩa TPM.</w:t>
+      </w:r>
+    </w:p>
+    <w:p>
+      <w:pPr>
+        <w:pStyle w:val="ListBullet"/>
+      </w:pPr>
+      <w:r>
+        <w:rPr>
+          <w:b/>
+          <w:sz w:val="21"/>
+        </w:rPr>
+        <w:t>MTBF/MTTR</w:t>
+      </w:r>
+      <w:r>
+        <w:rPr>
+          <w:sz w:val="21"/>
+        </w:rPr>
+        <w:t xml:space="preserve"> — service </w:t>
+      </w:r>
+      <w:r>
+        <w:rPr>
+          <w:rFonts w:ascii="Consolas" w:hAnsi="Consolas"/>
+          <w:color w:val="555555"/>
+          <w:sz w:val="21"/>
+        </w:rPr>
+        <w:t>mtbf_mttr()</w:t>
+      </w:r>
+      <w:r>
+        <w:rPr>
+          <w:sz w:val="21"/>
+        </w:rPr>
+        <w:t xml:space="preserve">: số lần hỏng, MTBF (giờ), MTTR (phút), % khả dụng theo thiết bị, tính trong cửa sổ N ngày gần nhất (dựa trên </w:t>
+      </w:r>
+      <w:r>
+        <w:rPr>
+          <w:rFonts w:ascii="Consolas" w:hAnsi="Consolas"/>
+          <w:color w:val="555555"/>
+          <w:sz w:val="21"/>
+        </w:rPr>
+        <w:t>Incident</w:t>
+      </w:r>
+      <w:r>
+        <w:rPr>
+          <w:sz w:val="21"/>
+        </w:rPr>
+        <w:t xml:space="preserve"> + </w:t>
+      </w:r>
+      <w:r>
+        <w:rPr>
+          <w:rFonts w:ascii="Consolas" w:hAnsi="Consolas"/>
+          <w:color w:val="555555"/>
+          <w:sz w:val="21"/>
+        </w:rPr>
+        <w:t>DowntimeEvent</w:t>
+      </w:r>
+      <w:r>
+        <w:rPr>
+          <w:sz w:val="21"/>
+        </w:rPr>
+        <w:t>).</w:t>
+      </w:r>
+    </w:p>
+    <w:p>
+      <w:r>
+        <w:rPr>
+          <w:sz w:val="21"/>
+        </w:rPr>
+        <w:t>Các dữ liệu/logic trên hiện chỉ truy cập được qua API backend hoặc DB trực tiếp — chưa có cách nào nhập OEE theo ca hoặc ghi sự kiện dừng máy từ giao diện người dùng.</w:t>
       </w:r>
     </w:p>
     <w:p>
